--- a/AI大模型在财务场景的应用/项目3_范例_v6.docx
+++ b/AI大模型在财务场景的应用/项目3_范例_v6.docx
@@ -205,7 +205,7 @@
           <w:color w:val="000000"/>
           <w:sz w:val="24"/>
         </w:rPr>
-        <w:t>星空读书会想买一台摄影设备，用于期末的作品展览。设备的现金价是6000元。商家提出分期方案：12个月，每月付550元，不用首付，签了合同就能把设备带走。社长李想觉得“每月才550元，比一次掏6000元轻松多了”，想直接签约。财务干事小林提醒他：先算一算，12个月一共要付多少钱，比现金价多了多少。</w:t>
+        <w:t>星空读书会想买一台摄影设备，用于期末的作品展览。设备的现金价是6000元。商家提出分期方案：12个月，每月付550元，不用首付，签了合同就能把设备带走。社长李想想觉得“每月才550元，比一次掏6000元轻松多了”，想直接签约。财务干事小何提醒他：先算一算，12个月一共要付多少钱，比现金价多了多少。</w:t>
       </w:r>
     </w:p>
     <w:p>
@@ -1880,7 +1880,7 @@
           <w:color w:val="000000"/>
           <w:sz w:val="24"/>
         </w:rPr>
-        <w:t>李想看到表3-1后，发现每个月多付50元，12个月合起来多付600元，比他想象的多。他决定先问问商家，能不能减少期数，或者把总额降下来。他还想起表3-2的结论：不能只看每期金额，要看总额。</w:t>
+        <w:t>李想想看到表3-1后，发现每个月多付50元，12个月合起来多付600元，比他想象的多。他决定先问问商家，能不能减少期数，或者把总额降下来。他还想起表3-2的结论：不能只看每期金额，要看总额。</w:t>
       </w:r>
     </w:p>
     <w:p>
@@ -1895,7 +1895,7 @@
           <w:color w:val="000000"/>
           <w:sz w:val="24"/>
         </w:rPr>
-        <w:t>小林在核对合同时发现，报价单上只写了“每月550元”，没有写明其他费用。她要求商家把所有费用都写进合同，并列出每期的金额和日期。职业线中，陈静也要求供应商提供书面的分期条件，并把表3-1作为审批材料的附件。</w:t>
+        <w:t>小何在核对合同时发现，报价单上只写了“每月550元”，没有写明其他费用。她要求商家把所有费用都写进合同，并列出每期的金额和日期。职业线中，陈静也要求供应商提供书面的分期条件，并把表3-1作为审批材料的附件。</w:t>
       </w:r>
     </w:p>
     <w:p>
@@ -2243,7 +2243,7 @@
           <w:color w:val="000000"/>
           <w:sz w:val="24"/>
         </w:rPr>
-        <w:t>星空读书会要为期末展览采购一批活动物料，总价约320元。商店有两个促销方案：一是“满300减50”，即消费满300元减50元；二是全场“九折”。社长李想看到“减50”很实在，想直接选满减。财务干事小林拿出计算器，先算了一下，发现结果并不一定如此。</w:t>
+        <w:t>星空读书会要为期末展览采购一批活动物料，总价约320元。商店有两个促销方案：一是“满300减50”，即消费满300元减50元；二是全场“九折”。社长李想想看到“减50”很实在，想直接选满减。财务干事小何拿出计算器，先算了一下，发现结果并不一定如此。</w:t>
       </w:r>
     </w:p>
     <w:p>
@@ -4061,7 +4061,7 @@
           <w:color w:val="000000"/>
           <w:sz w:val="24"/>
         </w:rPr>
-        <w:t>小林把表3-3交给李想。李想发现，活动物料的预算只有320元，按照表3-3，应当选择满减，实际付款270元，比九折省18元。他决定采用满减，并在报告中写明原价、优惠和实付金额，方便他人核对。</w:t>
+        <w:t>小何把表3-3交给李想想。李想想发现，活动物料的预算只有320元，按照表3-3，应当选择满减，实际付款270元，比九折省18元。他决定采用满减，并在报告中写明原价、优惠和实付金额，方便他人核对。</w:t>
       </w:r>
     </w:p>
     <w:p>
@@ -4433,7 +4433,7 @@
           <w:color w:val="000000"/>
           <w:sz w:val="24"/>
         </w:rPr>
-        <w:t>小林尝试用大模型比较两种促销方案。她把数字输入进去，大模型很快给出结论：“九折更省钱，实付288元，比满300减50省了18元。”小林看了看，觉得不对：原价是320元，满300减50应当是270元，而不是比九折多出18元。她意识到，AI的结论需要自己检查。</w:t>
+        <w:t>小何尝试用大模型比较两种促销方案。她把数字输入进去，大模型很快给出结论：“九折更省钱，实付288元，比满300减50省了18元。”小何看了看，觉得不对：原价是320元，满300减50应当是270元，而不是比九折多出18元。她意识到，AI的结论需要自己检查。</w:t>
       </w:r>
     </w:p>
     <w:p>
@@ -5303,7 +5303,7 @@
           <w:color w:val="000000"/>
           <w:sz w:val="24"/>
         </w:rPr>
-        <w:t>【拓展】回到小林的案例。</w:t>
+        <w:t>【拓展】回到小何的案例。</w:t>
       </w:r>
       <w:r>
         <w:rPr>
@@ -5312,7 +5312,7 @@
           <w:color w:val="000000"/>
           <w:sz w:val="24"/>
         </w:rPr>
-        <w:t>她的大模型给出的结论是“九折更省钱，比满减省18元”。小林按照表3-3的方法，重新计算：满300减50，实付270元；九折，实付288元。满减比九折省18元，结论恰好相反。</w:t>
+        <w:t>她的大模型给出的结论是“九折更省钱，比满减省18元”。小何按照表3-3的方法，重新计算：满300减50，实付270元；九折，实付288元。满减比九折省18元，结论恰好相反。</w:t>
       </w:r>
     </w:p>
     <w:p>
@@ -5466,7 +5466,7 @@
           <w:color w:val="000000"/>
           <w:sz w:val="24"/>
         </w:rPr>
-        <w:t>小林和孙悦的做法是一致的：用AI加快计算，用人工完成核对和判断。</w:t>
+        <w:t>小何和孙悦的做法是一致的：用AI加快计算，用人工完成核对和判断。</w:t>
       </w:r>
     </w:p>
     <w:p>
@@ -5687,7 +5687,7 @@
           <w:color w:val="000000"/>
           <w:sz w:val="24"/>
         </w:rPr>
-        <w:t>小林把核对记录交给社长李想，并附上表3-3。她说明：AI的结论不能直接作为决定的依据，只能作为讨论的线索。李想同意以手工计算为准，选择满减方案。</w:t>
+        <w:t>小何把核对记录交给社长李想想，并附上表3-3。她说明：AI的结论不能直接作为决定的依据，只能作为讨论的线索。李想想同意以手工计算为准，选择满减方案。</w:t>
       </w:r>
     </w:p>
     <w:p>

--- a/AI大模型在财务场景的应用/项目3_范例_v6.docx
+++ b/AI大模型在财务场景的应用/项目3_范例_v6.docx
@@ -7164,6 +7164,15 @@
     <w:name w:val="Normal"/>
     <w:qFormat/>
     <w:rsid w:val="00FC693F"/>
+    <w:pPr>
+      <w:spacing w:lineRule="exact" w:line="400" w:before="0" w:after="0"/>
+      <w:ind w:firstLine="480"/>
+    </w:pPr>
+    <w:rPr>
+      <w:rFonts w:ascii="Times New Roman" w:hAnsi="Times New Roman" w:eastAsia="宋体" w:cs="Times New Roman"/>
+      <w:b w:val="0"/>
+      <w:sz w:val="24"/>
+    </w:rPr>
   </w:style>
   <w:style w:type="paragraph" w:styleId="Header">
     <w:name w:val="header"/>
@@ -7220,15 +7229,17 @@
     <w:pPr>
       <w:keepNext/>
       <w:keepLines/>
-      <w:spacing w:before="480" w:after="0"/>
+      <w:spacing w:before="240" w:after="120" w:lineRule="exact" w:line="480"/>
+      <w:ind w:firstLine="0"/>
+      <w:jc w:val="center"/>
       <w:outlineLvl w:val="0"/>
     </w:pPr>
     <w:rPr>
-      <w:rFonts w:asciiTheme="majorHAnsi" w:eastAsiaTheme="majorEastAsia" w:hAnsiTheme="majorHAnsi" w:cstheme="majorBidi"/>
+      <w:rFonts w:asciiTheme="majorHAnsi" w:eastAsiaTheme="majorEastAsia" w:hAnsiTheme="majorHAnsi" w:cstheme="majorBidi" w:ascii="Times New Roman" w:hAnsi="Times New Roman" w:eastAsia="黑体" w:cs="Times New Roman"/>
       <w:b/>
       <w:bCs/>
-      <w:color w:val="365F91" w:themeColor="accent1" w:themeShade="BF"/>
-      <w:sz w:val="28"/>
+      <w:i w:val="0"/>
+      <w:sz w:val="32"/>
       <w:szCs w:val="28"/>
     </w:rPr>
   </w:style>
@@ -7244,15 +7255,17 @@
     <w:pPr>
       <w:keepNext/>
       <w:keepLines/>
-      <w:spacing w:before="200" w:after="0"/>
+      <w:spacing w:before="240" w:after="120" w:lineRule="exact" w:line="480"/>
+      <w:ind w:firstLine="0"/>
+      <w:jc w:val="left"/>
       <w:outlineLvl w:val="1"/>
     </w:pPr>
     <w:rPr>
-      <w:rFonts w:asciiTheme="majorHAnsi" w:eastAsiaTheme="majorEastAsia" w:hAnsiTheme="majorHAnsi" w:cstheme="majorBidi"/>
+      <w:rFonts w:asciiTheme="majorHAnsi" w:eastAsiaTheme="majorEastAsia" w:hAnsiTheme="majorHAnsi" w:cstheme="majorBidi" w:ascii="Times New Roman" w:hAnsi="Times New Roman" w:eastAsia="黑体" w:cs="Times New Roman"/>
       <w:b/>
       <w:bCs/>
-      <w:color w:val="4F81BD" w:themeColor="accent1"/>
-      <w:sz w:val="26"/>
+      <w:i w:val="0"/>
+      <w:sz w:val="28"/>
       <w:szCs w:val="26"/>
     </w:rPr>
   </w:style>
@@ -7268,14 +7281,17 @@
     <w:pPr>
       <w:keepNext/>
       <w:keepLines/>
-      <w:spacing w:before="200" w:after="0"/>
+      <w:spacing w:before="240" w:after="120" w:lineRule="exact" w:line="480"/>
+      <w:ind w:firstLine="0"/>
+      <w:jc w:val="left"/>
       <w:outlineLvl w:val="2"/>
     </w:pPr>
     <w:rPr>
-      <w:rFonts w:asciiTheme="majorHAnsi" w:eastAsiaTheme="majorEastAsia" w:hAnsiTheme="majorHAnsi" w:cstheme="majorBidi"/>
+      <w:rFonts w:asciiTheme="majorHAnsi" w:eastAsiaTheme="majorEastAsia" w:hAnsiTheme="majorHAnsi" w:cstheme="majorBidi" w:ascii="Times New Roman" w:hAnsi="Times New Roman" w:eastAsia="黑体" w:cs="Times New Roman"/>
       <w:b/>
       <w:bCs/>
-      <w:color w:val="4F81BD" w:themeColor="accent1"/>
+      <w:i w:val="0"/>
+      <w:sz w:val="24"/>
     </w:rPr>
   </w:style>
   <w:style w:type="paragraph" w:styleId="Heading4">

--- a/AI大模型在财务场景的应用/项目3_范例_v6.docx
+++ b/AI大模型在财务场景的应用/项目3_范例_v6.docx
@@ -2179,7 +2179,7 @@
           <w:color w:val="000000"/>
           <w:sz w:val="24"/>
         </w:rPr>
-        <w:t>【拓展·选学】如果想进一步把多付金额换算成年利率，可以在Excel中使用RATE函数：=RATE(12,−550,6000)×12，结果约为17.97%。它的含义是：商家实际上按约18%的年利率向你收取资金的使用费。这个方法较难理解，对于会计和金融方向的同学，可以作为进阶内容；非会计专业的同学，只需掌握多付金额这一个数字即可。</w:t>
+        <w:t>【拓展】如果想进一步把多付金额换算成年利率，可以在Excel中使用RATE函数：=RATE(12,−550,6000)×12，结果约为17.97%。它的含义是：商家实际上按约18%的年利率向你收取资金的使用费。这个方法较难理解，对于会计和金融方向的同学，可以作为进阶内容；非会计专业的同学，只需掌握多付金额这一个数字即可。</w:t>
       </w:r>
     </w:p>
     <w:p>

--- a/AI大模型在财务场景的应用/项目3_范例_v6.docx
+++ b/AI大模型在财务场景的应用/项目3_范例_v6.docx
@@ -2009,51 +2009,317 @@
         <w:t xml:space="preserve"> 每月多付的钱相同，不代表总共多付的钱相同，还要看期数。</w:t>
       </w:r>
     </w:p>
-    <w:p>
-      <w:pPr>
-        <w:keepNext/>
-        <w:spacing w:lineRule="exact" w:line="400" w:before="120" w:after="0"/>
-      </w:pPr>
-      <w:r>
-        <w:rPr>
-          <w:rFonts w:ascii="Times New Roman" w:hAnsi="Times New Roman" w:cs="Times New Roman" w:eastAsia="黑体"/>
-          <w:b/>
-          <w:color w:val="000000"/>
-          <w:sz w:val="24"/>
-        </w:rPr>
-        <w:t>思政园地</w:t>
-      </w:r>
-    </w:p>
-    <w:p>
-      <w:pPr>
-        <w:spacing w:lineRule="exact" w:line="400" w:before="0" w:after="0"/>
-        <w:ind w:firstLine="480"/>
-      </w:pPr>
-      <w:r>
-        <w:rPr>
-          <w:rFonts w:ascii="Times New Roman" w:hAnsi="Times New Roman" w:cs="Times New Roman" w:eastAsia="宋体"/>
-          <w:b w:val="0"/>
-          <w:color w:val="000000"/>
-          <w:sz w:val="24"/>
-        </w:rPr>
-        <w:t>设想一个常见的情形（本案例为虚构）：一位同学买电子产品时，只关注“每月几十元”，没有算总账。几个月后，他发现每月的分期付款已经压缩了生活费，还要承担不少额外费用。</w:t>
-      </w:r>
-    </w:p>
-    <w:p>
-      <w:pPr>
-        <w:spacing w:lineRule="exact" w:line="400" w:before="0" w:after="0"/>
-        <w:ind w:firstLine="480"/>
-      </w:pPr>
-      <w:r>
-        <w:rPr>
-          <w:rFonts w:ascii="Times New Roman" w:hAnsi="Times New Roman" w:cs="Times New Roman" w:eastAsia="宋体"/>
-          <w:b w:val="0"/>
-          <w:color w:val="000000"/>
-          <w:sz w:val="24"/>
-        </w:rPr>
-        <w:t>点题：财务素养的第一步，是看清总额。作为未来的财务工作者，我们要用数字说话，不被“每月只要”的说法牵着走。算清楚，是对自己负责，也是对单位负责。</w:t>
-      </w:r>
-    </w:p>
+    <w:tbl>
+      <w:tblPr>
+        <w:tblW w:type="auto" w:w="0"/>
+        <w:jc w:val="center"/>
+        <w:tblLayout w:type="fixed"/>
+        <w:tblLook w:firstColumn="1" w:firstRow="1" w:lastColumn="0" w:lastRow="0" w:noHBand="0" w:noVBand="1" w:val="04A0"/>
+        <w:tblBorders>
+          <w:top w:val="single" w:sz="12" w:space="0" w:color="2E6DB4"/>
+          <w:left w:val="single" w:sz="12" w:space="0" w:color="2E6DB4"/>
+          <w:bottom w:val="single" w:sz="12" w:space="0" w:color="2E6DB4"/>
+          <w:right w:val="single" w:sz="12" w:space="0" w:color="2E6DB4"/>
+        </w:tblBorders>
+      </w:tblPr>
+      <w:tblGrid>
+        <w:gridCol w:w="8312"/>
+      </w:tblGrid>
+      <w:tr>
+        <w:tc>
+          <w:tcPr>
+            <w:tcW w:type="dxa" w:w="8878"/>
+            <w:shd w:val="clear" w:color="auto" w:fill="EAF1F8"/>
+          </w:tcPr>
+          <w:p>
+            <w:pPr>
+              <w:keepNext/>
+              <w:spacing w:lineRule="exact" w:line="400" w:after="160" w:before="0"/>
+              <w:ind w:firstLine="0"/>
+              <w:jc w:val="center"/>
+            </w:pPr>
+            <w:r>
+              <w:rPr>
+                <w:rFonts w:ascii="Times New Roman" w:hAnsi="Times New Roman" w:eastAsia="黑体" w:cs="Times New Roman"/>
+                <w:b/>
+                <w:sz w:val="24"/>
+              </w:rPr>
+              <w:t xml:space="preserve">思政园地：看清总额，才能看清代价</w:t>
+            </w:r>
+          </w:p>
+          <w:p>
+            <w:pPr>
+              <w:keepNext/>
+              <w:spacing w:lineRule="exact" w:line="400" w:after="60" w:before="0"/>
+              <w:ind w:firstLine="0"/>
+            </w:pPr>
+            <w:r>
+              <w:rPr>
+                <w:rFonts w:ascii="Times New Roman" w:hAnsi="Times New Roman" w:eastAsia="黑体" w:cs="Times New Roman"/>
+                <w:b/>
+                <w:sz w:val="24"/>
+              </w:rPr>
+              <w:t xml:space="preserve">【校园案例】</w:t>
+            </w:r>
+          </w:p>
+          <w:p>
+            <w:pPr>
+              <w:keepNext w:val="0"/>
+              <w:spacing w:lineRule="exact" w:line="400" w:after="80" w:before="0"/>
+              <w:ind w:firstLine="0"/>
+            </w:pPr>
+            <w:r>
+              <w:rPr>
+                <w:rFonts w:ascii="Times New Roman" w:hAnsi="Times New Roman" w:eastAsia="宋体" w:cs="Times New Roman"/>
+                <w:b w:val="0"/>
+                <w:sz w:val="24"/>
+              </w:rPr>
+              <w:t xml:space="preserve">星空读书会想买一台摄影设备（现金价6000元）用于社团活动。商家提出分12期付款，每期550元。有同学只算了“每月才550元”，觉得很划算；小何请大家算一算总额，结果是6600元，比现金价多付600元。大家这才意识到，分期的代价需要用总额来衡量。</w:t>
+            </w:r>
+          </w:p>
+          <w:p>
+            <w:pPr>
+              <w:keepNext/>
+              <w:spacing w:lineRule="exact" w:line="400" w:after="60" w:before="0"/>
+              <w:ind w:firstLine="0"/>
+            </w:pPr>
+            <w:r>
+              <w:rPr>
+                <w:rFonts w:ascii="Times New Roman" w:hAnsi="Times New Roman" w:eastAsia="黑体" w:cs="Times New Roman"/>
+                <w:b/>
+                <w:sz w:val="24"/>
+              </w:rPr>
+              <w:t xml:space="preserve">【职业案例】</w:t>
+            </w:r>
+          </w:p>
+          <w:p>
+            <w:pPr>
+              <w:keepNext w:val="0"/>
+              <w:spacing w:lineRule="exact" w:line="400" w:after="80" w:before="0"/>
+              <w:ind w:firstLine="0"/>
+            </w:pPr>
+            <w:r>
+              <w:rPr>
+                <w:rFonts w:ascii="Times New Roman" w:hAnsi="Times New Roman" w:eastAsia="宋体" w:cs="Times New Roman"/>
+                <w:b w:val="0"/>
+                <w:sz w:val="24"/>
+              </w:rPr>
+              <w:t xml:space="preserve">青禾文具购买打印机，若分期付款，现金价为24000元，分12期每期2100元。财务助理小周算出分期总额为25200元，比现金价多付1200元，并把这一数字写进了采购说明中，陈静据此决定改为一次性付款。</w:t>
+            </w:r>
+          </w:p>
+          <w:p>
+            <w:pPr>
+              <w:keepNext/>
+              <w:spacing w:lineRule="exact" w:line="400" w:after="60" w:before="0"/>
+              <w:ind w:firstLine="0"/>
+            </w:pPr>
+            <w:r>
+              <w:rPr>
+                <w:rFonts w:ascii="Times New Roman" w:hAnsi="Times New Roman" w:eastAsia="黑体" w:cs="Times New Roman"/>
+                <w:b/>
+                <w:sz w:val="24"/>
+              </w:rPr>
+              <w:t xml:space="preserve">【AI情境】</w:t>
+            </w:r>
+          </w:p>
+          <w:p>
+            <w:pPr>
+              <w:keepNext w:val="0"/>
+              <w:spacing w:lineRule="exact" w:line="400" w:after="80" w:before="0"/>
+              <w:ind w:firstLine="0"/>
+            </w:pPr>
+            <w:r>
+              <w:rPr>
+                <w:rFonts w:ascii="Times New Roman" w:hAnsi="Times New Roman" w:eastAsia="宋体" w:cs="Times New Roman"/>
+                <w:b w:val="0"/>
+                <w:sz w:val="24"/>
+              </w:rPr>
+              <w:t xml:space="preserve">提示词：现金价6000元，分12期，每期550元。请算出多付多少钱，并列出算式。</w:t>
+            </w:r>
+          </w:p>
+          <w:p>
+            <w:pPr>
+              <w:keepNext w:val="0"/>
+              <w:spacing w:lineRule="exact" w:line="400" w:after="80" w:before="0"/>
+              <w:ind w:firstLine="0"/>
+            </w:pPr>
+            <w:r>
+              <w:rPr>
+                <w:rFonts w:ascii="Times New Roman" w:hAnsi="Times New Roman" w:eastAsia="宋体" w:cs="Times New Roman"/>
+                <w:b w:val="0"/>
+                <w:sz w:val="24"/>
+              </w:rPr>
+              <w:t xml:space="preserve">AI大模型回复：分期总额为550×12=6600元，多付6600−6000=600元。</w:t>
+            </w:r>
+          </w:p>
+          <w:p>
+            <w:pPr>
+              <w:keepNext w:val="0"/>
+              <w:spacing w:lineRule="exact" w:line="400" w:after="80" w:before="0"/>
+              <w:ind w:firstLine="0"/>
+            </w:pPr>
+            <w:r>
+              <w:rPr>
+                <w:rFonts w:ascii="Times New Roman" w:hAnsi="Times New Roman" w:eastAsia="宋体" w:cs="Times New Roman"/>
+                <w:b w:val="0"/>
+                <w:sz w:val="24"/>
+              </w:rPr>
+              <w:t xml:space="preserve">分析：这一回复列出了算式，便于人工逐项核对，是合格的回答。但如果AI只给出“多付600元”，就无法检验它是否正确。使用AI计算时，要求它列出算式，是保证计算可核对的基本做法。</w:t>
+            </w:r>
+          </w:p>
+          <w:p>
+            <w:pPr>
+              <w:keepNext/>
+              <w:spacing w:lineRule="exact" w:line="400" w:after="60" w:before="0"/>
+              <w:ind w:firstLine="0"/>
+            </w:pPr>
+            <w:r>
+              <w:rPr>
+                <w:rFonts w:ascii="Times New Roman" w:hAnsi="Times New Roman" w:eastAsia="黑体" w:cs="Times New Roman"/>
+                <w:b/>
+                <w:sz w:val="24"/>
+              </w:rPr>
+              <w:t xml:space="preserve">【讨论】</w:t>
+            </w:r>
+          </w:p>
+          <w:p>
+            <w:pPr>
+              <w:keepNext w:val="0"/>
+              <w:spacing w:lineRule="exact" w:line="400" w:after="80" w:before="0"/>
+              <w:ind w:firstLine="0"/>
+            </w:pPr>
+            <w:r>
+              <w:rPr>
+                <w:rFonts w:ascii="Times New Roman" w:hAnsi="Times New Roman" w:eastAsia="宋体" w:cs="Times New Roman"/>
+                <w:b w:val="0"/>
+                <w:sz w:val="24"/>
+              </w:rPr>
+              <w:t xml:space="preserve">“每月只要几十元”的说法，为什么容易让人忽略总成本？你在生活中是否遇到过类似的情况？</w:t>
+            </w:r>
+          </w:p>
+          <w:p>
+            <w:pPr>
+              <w:keepNext/>
+              <w:spacing w:lineRule="exact" w:line="400" w:after="60" w:before="0"/>
+              <w:ind w:firstLine="0"/>
+            </w:pPr>
+            <w:r>
+              <w:rPr>
+                <w:rFonts w:ascii="Times New Roman" w:hAnsi="Times New Roman" w:eastAsia="黑体" w:cs="Times New Roman"/>
+                <w:b/>
+                <w:sz w:val="24"/>
+              </w:rPr>
+              <w:t xml:space="preserve">【点题】</w:t>
+            </w:r>
+          </w:p>
+          <w:p>
+            <w:pPr>
+              <w:keepNext w:val="0"/>
+              <w:spacing w:lineRule="exact" w:line="400" w:after="80" w:before="0"/>
+              <w:ind w:firstLine="0"/>
+            </w:pPr>
+            <w:r>
+              <w:rPr>
+                <w:rFonts w:ascii="Times New Roman" w:hAnsi="Times New Roman" w:eastAsia="宋体" w:cs="Times New Roman"/>
+                <w:b w:val="0"/>
+                <w:sz w:val="24"/>
+              </w:rPr>
+              <w:t xml:space="preserve">财务素养的第一步，是看清总额。作为未来的财务工作者，我们要用数字说话，不被“每月只要”的说法牵着走。算清楚，是对自己负责，也是对单位负责。</w:t>
+            </w:r>
+          </w:p>
+          <w:p>
+            <w:pPr>
+              <w:keepNext/>
+              <w:spacing w:lineRule="exact" w:line="400" w:after="60" w:before="0"/>
+              <w:ind w:firstLine="0"/>
+            </w:pPr>
+            <w:r>
+              <w:rPr>
+                <w:rFonts w:ascii="Times New Roman" w:hAnsi="Times New Roman" w:eastAsia="黑体" w:cs="Times New Roman"/>
+                <w:b/>
+                <w:sz w:val="24"/>
+              </w:rPr>
+              <w:t xml:space="preserve">【践行】</w:t>
+            </w:r>
+          </w:p>
+          <w:p>
+            <w:pPr>
+              <w:keepNext w:val="0"/>
+              <w:spacing w:lineRule="exact" w:line="400" w:after="80" w:before="0"/>
+              <w:ind w:firstLine="0"/>
+            </w:pPr>
+            <w:r>
+              <w:rPr>
+                <w:rFonts w:ascii="Times New Roman" w:hAnsi="Times New Roman" w:eastAsia="宋体" w:cs="Times New Roman"/>
+                <w:b w:val="0"/>
+                <w:sz w:val="24"/>
+              </w:rPr>
+              <w:t xml:space="preserve">我承诺：凡是涉及分期或借款的决定，先算总额，再比较现金价，并要求AI列出算式，由自己复算一遍后再作决定。</w:t>
+            </w:r>
+          </w:p>
+          <w:p>
+            <w:pPr>
+              <w:keepNext/>
+              <w:spacing w:lineRule="exact" w:line="400" w:after="60" w:before="0"/>
+              <w:ind w:firstLine="0"/>
+            </w:pPr>
+            <w:r>
+              <w:rPr>
+                <w:rFonts w:ascii="Times New Roman" w:hAnsi="Times New Roman" w:eastAsia="黑体" w:cs="Times New Roman"/>
+                <w:b/>
+                <w:sz w:val="24"/>
+              </w:rPr>
+              <w:t xml:space="preserve">【自检清单】</w:t>
+            </w:r>
+          </w:p>
+          <w:p>
+            <w:pPr>
+              <w:keepNext w:val="0"/>
+              <w:spacing w:lineRule="exact" w:line="400" w:after="80" w:before="0"/>
+              <w:ind w:firstLine="0"/>
+            </w:pPr>
+            <w:r>
+              <w:rPr>
+                <w:rFonts w:ascii="Times New Roman" w:hAnsi="Times New Roman" w:eastAsia="宋体" w:cs="Times New Roman"/>
+                <w:b w:val="0"/>
+                <w:sz w:val="24"/>
+              </w:rPr>
+              <w:t xml:space="preserve">□ 是否算出了分期总额和多付金额？</w:t>
+            </w:r>
+          </w:p>
+          <w:p>
+            <w:pPr>
+              <w:keepNext w:val="0"/>
+              <w:spacing w:lineRule="exact" w:line="400" w:after="80" w:before="0"/>
+              <w:ind w:firstLine="0"/>
+            </w:pPr>
+            <w:r>
+              <w:rPr>
+                <w:rFonts w:ascii="Times New Roman" w:hAnsi="Times New Roman" w:eastAsia="宋体" w:cs="Times New Roman"/>
+                <w:b w:val="0"/>
+                <w:sz w:val="24"/>
+              </w:rPr>
+              <w:t xml:space="preserve">□ 计算过程是否列出了算式，能否复算？</w:t>
+            </w:r>
+          </w:p>
+          <w:p>
+            <w:pPr>
+              <w:keepNext w:val="0"/>
+              <w:spacing w:lineRule="exact" w:line="400" w:after="80" w:before="0"/>
+              <w:ind w:firstLine="0"/>
+            </w:pPr>
+            <w:r>
+              <w:rPr>
+                <w:rFonts w:ascii="Times New Roman" w:hAnsi="Times New Roman" w:eastAsia="宋体" w:cs="Times New Roman"/>
+                <w:b w:val="0"/>
+                <w:sz w:val="24"/>
+              </w:rPr>
+              <w:t xml:space="preserve">□ 决定是否基于总成本，而不是月供？</w:t>
+            </w:r>
+          </w:p>
+        </w:tc>
+      </w:tr>
+    </w:tbl>
     <w:p>
       <w:pPr>
         <w:keepNext/>
@@ -4214,51 +4480,317 @@
         <w:t xml:space="preserve"> 图表只是数据的呈现方式。图表的结论仍要回到表格和算式中核对。</w:t>
       </w:r>
     </w:p>
-    <w:p>
-      <w:pPr>
-        <w:keepNext/>
-        <w:spacing w:lineRule="exact" w:line="400" w:before="120" w:after="0"/>
-      </w:pPr>
-      <w:r>
-        <w:rPr>
-          <w:rFonts w:ascii="Times New Roman" w:hAnsi="Times New Roman" w:cs="Times New Roman" w:eastAsia="黑体"/>
-          <w:b/>
-          <w:color w:val="000000"/>
-          <w:sz w:val="24"/>
-        </w:rPr>
-        <w:t>思政园地</w:t>
-      </w:r>
-    </w:p>
-    <w:p>
-      <w:pPr>
-        <w:spacing w:lineRule="exact" w:line="400" w:before="0" w:after="0"/>
-        <w:ind w:firstLine="480"/>
-      </w:pPr>
-      <w:r>
-        <w:rPr>
-          <w:rFonts w:ascii="Times New Roman" w:hAnsi="Times New Roman" w:cs="Times New Roman" w:eastAsia="宋体"/>
-          <w:b w:val="0"/>
-          <w:color w:val="000000"/>
-          <w:sz w:val="24"/>
-        </w:rPr>
-        <w:t>某单位采购人员为了显示“省钱”，选择了“满减”方案，却没有比较打折方案。事后，财务部门核算发现，若选择打折，单位可以再节省一笔不小的费用。采购人员在总结中写道：“我只看了减多少，没有算实际付多少。”（本案例为虚构。）</w:t>
-      </w:r>
-    </w:p>
-    <w:p>
-      <w:pPr>
-        <w:spacing w:lineRule="exact" w:line="400" w:before="0" w:after="0"/>
-        <w:ind w:firstLine="480"/>
-      </w:pPr>
-      <w:r>
-        <w:rPr>
-          <w:rFonts w:ascii="Times New Roman" w:hAnsi="Times New Roman" w:cs="Times New Roman" w:eastAsia="宋体"/>
-          <w:b w:val="0"/>
-          <w:color w:val="000000"/>
-          <w:sz w:val="24"/>
-        </w:rPr>
-        <w:t>点题：财务人员做决定，要看实际付款额，而不是看促销的宣传语。诚实、细致地算清楚，是对单位资金负责的基本要求。</w:t>
-      </w:r>
-    </w:p>
+    <w:tbl>
+      <w:tblPr>
+        <w:tblW w:type="auto" w:w="0"/>
+        <w:jc w:val="center"/>
+        <w:tblLayout w:type="fixed"/>
+        <w:tblLook w:firstColumn="1" w:firstRow="1" w:lastColumn="0" w:lastRow="0" w:noHBand="0" w:noVBand="1" w:val="04A0"/>
+        <w:tblBorders>
+          <w:top w:val="single" w:sz="12" w:space="0" w:color="2E6DB4"/>
+          <w:left w:val="single" w:sz="12" w:space="0" w:color="2E6DB4"/>
+          <w:bottom w:val="single" w:sz="12" w:space="0" w:color="2E6DB4"/>
+          <w:right w:val="single" w:sz="12" w:space="0" w:color="2E6DB4"/>
+        </w:tblBorders>
+      </w:tblPr>
+      <w:tblGrid>
+        <w:gridCol w:w="8312"/>
+      </w:tblGrid>
+      <w:tr>
+        <w:tc>
+          <w:tcPr>
+            <w:tcW w:type="dxa" w:w="8878"/>
+            <w:shd w:val="clear" w:color="auto" w:fill="EAF1F8"/>
+          </w:tcPr>
+          <w:p>
+            <w:pPr>
+              <w:keepNext/>
+              <w:spacing w:lineRule="exact" w:line="400" w:after="160" w:before="0"/>
+              <w:ind w:firstLine="0"/>
+              <w:jc w:val="center"/>
+            </w:pPr>
+            <w:r>
+              <w:rPr>
+                <w:rFonts w:ascii="Times New Roman" w:hAnsi="Times New Roman" w:eastAsia="黑体" w:cs="Times New Roman"/>
+                <w:b/>
+                <w:sz w:val="24"/>
+              </w:rPr>
+              <w:t xml:space="preserve">思政园地：看实际付款额，不看宣传语</w:t>
+            </w:r>
+          </w:p>
+          <w:p>
+            <w:pPr>
+              <w:keepNext/>
+              <w:spacing w:lineRule="exact" w:line="400" w:after="60" w:before="0"/>
+              <w:ind w:firstLine="0"/>
+            </w:pPr>
+            <w:r>
+              <w:rPr>
+                <w:rFonts w:ascii="Times New Roman" w:hAnsi="Times New Roman" w:eastAsia="黑体" w:cs="Times New Roman"/>
+                <w:b/>
+                <w:sz w:val="24"/>
+              </w:rPr>
+              <w:t xml:space="preserve">【校园案例】</w:t>
+            </w:r>
+          </w:p>
+          <w:p>
+            <w:pPr>
+              <w:keepNext w:val="0"/>
+              <w:spacing w:lineRule="exact" w:line="400" w:after="80" w:before="0"/>
+              <w:ind w:firstLine="0"/>
+            </w:pPr>
+            <w:r>
+              <w:rPr>
+                <w:rFonts w:ascii="Times New Roman" w:hAnsi="Times New Roman" w:eastAsia="宋体" w:cs="Times New Roman"/>
+                <w:b w:val="0"/>
+                <w:sz w:val="24"/>
+              </w:rPr>
+              <w:t xml:space="preserve">社团买纸杯和彩带时，商家宣传“满200减30”，同学们都觉得很划算，没有比较另一家店打8折的方案。小何提醒大家计算两种方案的实际付款额，结果发现打折方案更省钱。大家在总结中写道：“以后要先算实际付多少。”</w:t>
+            </w:r>
+          </w:p>
+          <w:p>
+            <w:pPr>
+              <w:keepNext/>
+              <w:spacing w:lineRule="exact" w:line="400" w:after="60" w:before="0"/>
+              <w:ind w:firstLine="0"/>
+            </w:pPr>
+            <w:r>
+              <w:rPr>
+                <w:rFonts w:ascii="Times New Roman" w:hAnsi="Times New Roman" w:eastAsia="黑体" w:cs="Times New Roman"/>
+                <w:b/>
+                <w:sz w:val="24"/>
+              </w:rPr>
+              <w:t xml:space="preserve">【职业案例】</w:t>
+            </w:r>
+          </w:p>
+          <w:p>
+            <w:pPr>
+              <w:keepNext w:val="0"/>
+              <w:spacing w:lineRule="exact" w:line="400" w:after="80" w:before="0"/>
+              <w:ind w:firstLine="0"/>
+            </w:pPr>
+            <w:r>
+              <w:rPr>
+                <w:rFonts w:ascii="Times New Roman" w:hAnsi="Times New Roman" w:eastAsia="宋体" w:cs="Times New Roman"/>
+                <w:b w:val="0"/>
+                <w:sz w:val="24"/>
+              </w:rPr>
+              <w:t xml:space="preserve">青禾文具采购办公用品时，满减方案看起来优惠，但实际付款额比打折方案高，财务助理小周算出了两者的差额。她在采购说明中同时列出了两种方案的付款额，供陈静决策。</w:t>
+            </w:r>
+          </w:p>
+          <w:p>
+            <w:pPr>
+              <w:keepNext/>
+              <w:spacing w:lineRule="exact" w:line="400" w:after="60" w:before="0"/>
+              <w:ind w:firstLine="0"/>
+            </w:pPr>
+            <w:r>
+              <w:rPr>
+                <w:rFonts w:ascii="Times New Roman" w:hAnsi="Times New Roman" w:eastAsia="黑体" w:cs="Times New Roman"/>
+                <w:b/>
+                <w:sz w:val="24"/>
+              </w:rPr>
+              <w:t xml:space="preserve">【AI情境】</w:t>
+            </w:r>
+          </w:p>
+          <w:p>
+            <w:pPr>
+              <w:keepNext w:val="0"/>
+              <w:spacing w:lineRule="exact" w:line="400" w:after="80" w:before="0"/>
+              <w:ind w:firstLine="0"/>
+            </w:pPr>
+            <w:r>
+              <w:rPr>
+                <w:rFonts w:ascii="Times New Roman" w:hAnsi="Times New Roman" w:eastAsia="宋体" w:cs="Times New Roman"/>
+                <w:b w:val="0"/>
+                <w:sz w:val="24"/>
+              </w:rPr>
+              <w:t xml:space="preserve">提示词：比较满减和打折两种方案的实际付款额，列出算式。</w:t>
+            </w:r>
+          </w:p>
+          <w:p>
+            <w:pPr>
+              <w:keepNext w:val="0"/>
+              <w:spacing w:lineRule="exact" w:line="400" w:after="80" w:before="0"/>
+              <w:ind w:firstLine="0"/>
+            </w:pPr>
+            <w:r>
+              <w:rPr>
+                <w:rFonts w:ascii="Times New Roman" w:hAnsi="Times New Roman" w:eastAsia="宋体" w:cs="Times New Roman"/>
+                <w:b w:val="0"/>
+                <w:sz w:val="24"/>
+              </w:rPr>
+              <w:t xml:space="preserve">AI大模型回复：满减方案：原价减去满减金额；打折方案：原价乘以折扣率。</w:t>
+            </w:r>
+          </w:p>
+          <w:p>
+            <w:pPr>
+              <w:keepNext w:val="0"/>
+              <w:spacing w:lineRule="exact" w:line="400" w:after="80" w:before="0"/>
+              <w:ind w:firstLine="0"/>
+            </w:pPr>
+            <w:r>
+              <w:rPr>
+                <w:rFonts w:ascii="Times New Roman" w:hAnsi="Times New Roman" w:eastAsia="宋体" w:cs="Times New Roman"/>
+                <w:b w:val="0"/>
+                <w:sz w:val="24"/>
+              </w:rPr>
+              <w:t xml:space="preserve">分析：AI说明了计算方法，却没有代入具体数字，也没有提醒“满减”是否有门槛、是否叠加其他优惠。人工需要把具体价格代入公式，并核对优惠规则的适用条件，才能得出可靠的结论。</w:t>
+            </w:r>
+          </w:p>
+          <w:p>
+            <w:pPr>
+              <w:keepNext/>
+              <w:spacing w:lineRule="exact" w:line="400" w:after="60" w:before="0"/>
+              <w:ind w:firstLine="0"/>
+            </w:pPr>
+            <w:r>
+              <w:rPr>
+                <w:rFonts w:ascii="Times New Roman" w:hAnsi="Times New Roman" w:eastAsia="黑体" w:cs="Times New Roman"/>
+                <w:b/>
+                <w:sz w:val="24"/>
+              </w:rPr>
+              <w:t xml:space="preserve">【讨论】</w:t>
+            </w:r>
+          </w:p>
+          <w:p>
+            <w:pPr>
+              <w:keepNext w:val="0"/>
+              <w:spacing w:lineRule="exact" w:line="400" w:after="80" w:before="0"/>
+              <w:ind w:firstLine="0"/>
+            </w:pPr>
+            <w:r>
+              <w:rPr>
+                <w:rFonts w:ascii="Times New Roman" w:hAnsi="Times New Roman" w:eastAsia="宋体" w:cs="Times New Roman"/>
+                <w:b w:val="0"/>
+                <w:sz w:val="24"/>
+              </w:rPr>
+              <w:t xml:space="preserve">促销的宣传语为什么容易影响判断？做采购决定时，应当比较哪些数字？</w:t>
+            </w:r>
+          </w:p>
+          <w:p>
+            <w:pPr>
+              <w:keepNext/>
+              <w:spacing w:lineRule="exact" w:line="400" w:after="60" w:before="0"/>
+              <w:ind w:firstLine="0"/>
+            </w:pPr>
+            <w:r>
+              <w:rPr>
+                <w:rFonts w:ascii="Times New Roman" w:hAnsi="Times New Roman" w:eastAsia="黑体" w:cs="Times New Roman"/>
+                <w:b/>
+                <w:sz w:val="24"/>
+              </w:rPr>
+              <w:t xml:space="preserve">【点题】</w:t>
+            </w:r>
+          </w:p>
+          <w:p>
+            <w:pPr>
+              <w:keepNext w:val="0"/>
+              <w:spacing w:lineRule="exact" w:line="400" w:after="80" w:before="0"/>
+              <w:ind w:firstLine="0"/>
+            </w:pPr>
+            <w:r>
+              <w:rPr>
+                <w:rFonts w:ascii="Times New Roman" w:hAnsi="Times New Roman" w:eastAsia="宋体" w:cs="Times New Roman"/>
+                <w:b w:val="0"/>
+                <w:sz w:val="24"/>
+              </w:rPr>
+              <w:t xml:space="preserve">财务人员做决定，要看实际付款额，而不是看促销的宣传语。诚实、细致地算清楚，是对单位资金负责的基本要求。</w:t>
+            </w:r>
+          </w:p>
+          <w:p>
+            <w:pPr>
+              <w:keepNext/>
+              <w:spacing w:lineRule="exact" w:line="400" w:after="60" w:before="0"/>
+              <w:ind w:firstLine="0"/>
+            </w:pPr>
+            <w:r>
+              <w:rPr>
+                <w:rFonts w:ascii="Times New Roman" w:hAnsi="Times New Roman" w:eastAsia="黑体" w:cs="Times New Roman"/>
+                <w:b/>
+                <w:sz w:val="24"/>
+              </w:rPr>
+              <w:t xml:space="preserve">【践行】</w:t>
+            </w:r>
+          </w:p>
+          <w:p>
+            <w:pPr>
+              <w:keepNext w:val="0"/>
+              <w:spacing w:lineRule="exact" w:line="400" w:after="80" w:before="0"/>
+              <w:ind w:firstLine="0"/>
+            </w:pPr>
+            <w:r>
+              <w:rPr>
+                <w:rFonts w:ascii="Times New Roman" w:hAnsi="Times New Roman" w:eastAsia="宋体" w:cs="Times New Roman"/>
+                <w:b w:val="0"/>
+                <w:sz w:val="24"/>
+              </w:rPr>
+              <w:t xml:space="preserve">我承诺：比较优惠方案时，先写出实际付款额和适用条件，再让AI辅助比较，并由自己核对每一个优惠条件是否成立。</w:t>
+            </w:r>
+          </w:p>
+          <w:p>
+            <w:pPr>
+              <w:keepNext/>
+              <w:spacing w:lineRule="exact" w:line="400" w:after="60" w:before="0"/>
+              <w:ind w:firstLine="0"/>
+            </w:pPr>
+            <w:r>
+              <w:rPr>
+                <w:rFonts w:ascii="Times New Roman" w:hAnsi="Times New Roman" w:eastAsia="黑体" w:cs="Times New Roman"/>
+                <w:b/>
+                <w:sz w:val="24"/>
+              </w:rPr>
+              <w:t xml:space="preserve">【自检清单】</w:t>
+            </w:r>
+          </w:p>
+          <w:p>
+            <w:pPr>
+              <w:keepNext w:val="0"/>
+              <w:spacing w:lineRule="exact" w:line="400" w:after="80" w:before="0"/>
+              <w:ind w:firstLine="0"/>
+            </w:pPr>
+            <w:r>
+              <w:rPr>
+                <w:rFonts w:ascii="Times New Roman" w:hAnsi="Times New Roman" w:eastAsia="宋体" w:cs="Times New Roman"/>
+                <w:b w:val="0"/>
+                <w:sz w:val="24"/>
+              </w:rPr>
+              <w:t xml:space="preserve">□ 是否比较了所有可选方案的实际付款额？</w:t>
+            </w:r>
+          </w:p>
+          <w:p>
+            <w:pPr>
+              <w:keepNext w:val="0"/>
+              <w:spacing w:lineRule="exact" w:line="400" w:after="80" w:before="0"/>
+              <w:ind w:firstLine="0"/>
+            </w:pPr>
+            <w:r>
+              <w:rPr>
+                <w:rFonts w:ascii="Times New Roman" w:hAnsi="Times New Roman" w:eastAsia="宋体" w:cs="Times New Roman"/>
+                <w:b w:val="0"/>
+                <w:sz w:val="24"/>
+              </w:rPr>
+              <w:t xml:space="preserve">□ 优惠条件（门槛、叠加规则）是否都已核对？</w:t>
+            </w:r>
+          </w:p>
+          <w:p>
+            <w:pPr>
+              <w:keepNext w:val="0"/>
+              <w:spacing w:lineRule="exact" w:line="400" w:after="80" w:before="0"/>
+              <w:ind w:firstLine="0"/>
+            </w:pPr>
+            <w:r>
+              <w:rPr>
+                <w:rFonts w:ascii="Times New Roman" w:hAnsi="Times New Roman" w:eastAsia="宋体" w:cs="Times New Roman"/>
+                <w:b w:val="0"/>
+                <w:sz w:val="24"/>
+              </w:rPr>
+              <w:t xml:space="preserve">□ 结论是否基于实际付款额，而不是宣传语？</w:t>
+            </w:r>
+          </w:p>
+        </w:tc>
+      </w:tr>
+    </w:tbl>
     <w:p>
       <w:pPr>
         <w:keepNext/>
@@ -5792,51 +6324,317 @@
         <w:t xml:space="preserve"> 数字不完整时，AI往往会自行假设。应当只提供必要的数字，并要求它说明无法确定的内容。</w:t>
       </w:r>
     </w:p>
-    <w:p>
-      <w:pPr>
-        <w:keepNext/>
-        <w:spacing w:lineRule="exact" w:line="400" w:before="120" w:after="0"/>
-      </w:pPr>
-      <w:r>
-        <w:rPr>
-          <w:rFonts w:ascii="Times New Roman" w:hAnsi="Times New Roman" w:cs="Times New Roman" w:eastAsia="黑体"/>
-          <w:b/>
-          <w:color w:val="000000"/>
-          <w:sz w:val="24"/>
-        </w:rPr>
-        <w:t>思政园地</w:t>
-      </w:r>
-    </w:p>
-    <w:p>
-      <w:pPr>
-        <w:spacing w:lineRule="exact" w:line="400" w:before="0" w:after="0"/>
-        <w:ind w:firstLine="480"/>
-      </w:pPr>
-      <w:r>
-        <w:rPr>
-          <w:rFonts w:ascii="Times New Roman" w:hAnsi="Times New Roman" w:cs="Times New Roman" w:eastAsia="宋体"/>
-          <w:b w:val="0"/>
-          <w:color w:val="000000"/>
-          <w:sz w:val="24"/>
-        </w:rPr>
-        <w:t>某财务人员在提交采购方案时，直接使用了大模型的结论，没有核对算式。方案通过后，单位才发现实际付款额比预期高出不少，造成了不必要的损失。该员工在总结中写道：“我把判断交给了工具，却没有为结果负责。”（本案例为虚构。）</w:t>
-      </w:r>
-    </w:p>
-    <w:p>
-      <w:pPr>
-        <w:spacing w:lineRule="exact" w:line="400" w:before="0" w:after="0"/>
-        <w:ind w:firstLine="480"/>
-      </w:pPr>
-      <w:r>
-        <w:rPr>
-          <w:rFonts w:ascii="Times New Roman" w:hAnsi="Times New Roman" w:cs="Times New Roman" w:eastAsia="宋体"/>
-          <w:b w:val="0"/>
-          <w:color w:val="000000"/>
-          <w:sz w:val="24"/>
-        </w:rPr>
-        <w:t>点题：AI可以提高效率，但不能替代财务人员的判断与责任。每一个决策数字，都应当有人能够解释它从哪里来。</w:t>
-      </w:r>
-    </w:p>
+    <w:tbl>
+      <w:tblPr>
+        <w:tblW w:type="auto" w:w="0"/>
+        <w:jc w:val="center"/>
+        <w:tblLayout w:type="fixed"/>
+        <w:tblLook w:firstColumn="1" w:firstRow="1" w:lastColumn="0" w:lastRow="0" w:noHBand="0" w:noVBand="1" w:val="04A0"/>
+        <w:tblBorders>
+          <w:top w:val="single" w:sz="12" w:space="0" w:color="2E6DB4"/>
+          <w:left w:val="single" w:sz="12" w:space="0" w:color="2E6DB4"/>
+          <w:bottom w:val="single" w:sz="12" w:space="0" w:color="2E6DB4"/>
+          <w:right w:val="single" w:sz="12" w:space="0" w:color="2E6DB4"/>
+        </w:tblBorders>
+      </w:tblPr>
+      <w:tblGrid>
+        <w:gridCol w:w="8312"/>
+      </w:tblGrid>
+      <w:tr>
+        <w:tc>
+          <w:tcPr>
+            <w:tcW w:type="dxa" w:w="8878"/>
+            <w:shd w:val="clear" w:color="auto" w:fill="EAF1F8"/>
+          </w:tcPr>
+          <w:p>
+            <w:pPr>
+              <w:keepNext/>
+              <w:spacing w:lineRule="exact" w:line="400" w:after="160" w:before="0"/>
+              <w:ind w:firstLine="0"/>
+              <w:jc w:val="center"/>
+            </w:pPr>
+            <w:r>
+              <w:rPr>
+                <w:rFonts w:ascii="Times New Roman" w:hAnsi="Times New Roman" w:eastAsia="黑体" w:cs="Times New Roman"/>
+                <w:b/>
+                <w:sz w:val="24"/>
+              </w:rPr>
+              <w:t xml:space="preserve">思政园地：AI可以算快，但决策的责任在人</w:t>
+            </w:r>
+          </w:p>
+          <w:p>
+            <w:pPr>
+              <w:keepNext/>
+              <w:spacing w:lineRule="exact" w:line="400" w:after="60" w:before="0"/>
+              <w:ind w:firstLine="0"/>
+            </w:pPr>
+            <w:r>
+              <w:rPr>
+                <w:rFonts w:ascii="Times New Roman" w:hAnsi="Times New Roman" w:eastAsia="黑体" w:cs="Times New Roman"/>
+                <w:b/>
+                <w:sz w:val="24"/>
+              </w:rPr>
+              <w:t xml:space="preserve">【校园案例】</w:t>
+            </w:r>
+          </w:p>
+          <w:p>
+            <w:pPr>
+              <w:keepNext w:val="0"/>
+              <w:spacing w:lineRule="exact" w:line="400" w:after="80" w:before="0"/>
+              <w:ind w:firstLine="0"/>
+            </w:pPr>
+            <w:r>
+              <w:rPr>
+                <w:rFonts w:ascii="Times New Roman" w:hAnsi="Times New Roman" w:eastAsia="宋体" w:cs="Times New Roman"/>
+                <w:b w:val="0"/>
+                <w:sz w:val="24"/>
+              </w:rPr>
+              <w:t xml:space="preserve">社团需要选择一家供应商，同学把两家的报价交给AI比较，直接采用了它的结论，没有核对算式。后来才发现，AI漏掉了其中一家的运费，选择的供应商实际上更贵。负责人在总结中写道：“我把判断交给了工具，却没有为结果负责。”</w:t>
+            </w:r>
+          </w:p>
+          <w:p>
+            <w:pPr>
+              <w:keepNext/>
+              <w:spacing w:lineRule="exact" w:line="400" w:after="60" w:before="0"/>
+              <w:ind w:firstLine="0"/>
+            </w:pPr>
+            <w:r>
+              <w:rPr>
+                <w:rFonts w:ascii="Times New Roman" w:hAnsi="Times New Roman" w:eastAsia="黑体" w:cs="Times New Roman"/>
+                <w:b/>
+                <w:sz w:val="24"/>
+              </w:rPr>
+              <w:t xml:space="preserve">【职业案例】</w:t>
+            </w:r>
+          </w:p>
+          <w:p>
+            <w:pPr>
+              <w:keepNext w:val="0"/>
+              <w:spacing w:lineRule="exact" w:line="400" w:after="80" w:before="0"/>
+              <w:ind w:firstLine="0"/>
+            </w:pPr>
+            <w:r>
+              <w:rPr>
+                <w:rFonts w:ascii="Times New Roman" w:hAnsi="Times New Roman" w:eastAsia="宋体" w:cs="Times New Roman"/>
+                <w:b w:val="0"/>
+                <w:sz w:val="24"/>
+              </w:rPr>
+              <w:t xml:space="preserve">某财务人员在提交采购方案时，直接使用了大模型的比较结论，没有核对算式。方案通过后，单位才发现实际付款额比预期高出不少，造成了不必要的损失。该员工认真检讨后，把三步检查写入了部门的报告规范。（本案例为虚构。）</w:t>
+            </w:r>
+          </w:p>
+          <w:p>
+            <w:pPr>
+              <w:keepNext/>
+              <w:spacing w:lineRule="exact" w:line="400" w:after="60" w:before="0"/>
+              <w:ind w:firstLine="0"/>
+            </w:pPr>
+            <w:r>
+              <w:rPr>
+                <w:rFonts w:ascii="Times New Roman" w:hAnsi="Times New Roman" w:eastAsia="黑体" w:cs="Times New Roman"/>
+                <w:b/>
+                <w:sz w:val="24"/>
+              </w:rPr>
+              <w:t xml:space="preserve">【AI情境】</w:t>
+            </w:r>
+          </w:p>
+          <w:p>
+            <w:pPr>
+              <w:keepNext w:val="0"/>
+              <w:spacing w:lineRule="exact" w:line="400" w:after="80" w:before="0"/>
+              <w:ind w:firstLine="0"/>
+            </w:pPr>
+            <w:r>
+              <w:rPr>
+                <w:rFonts w:ascii="Times New Roman" w:hAnsi="Times New Roman" w:eastAsia="宋体" w:cs="Times New Roman"/>
+                <w:b w:val="0"/>
+                <w:sz w:val="24"/>
+              </w:rPr>
+              <w:t xml:space="preserve">提示词：比较两家供应商的报价，选出总成本最低的一家。</w:t>
+            </w:r>
+          </w:p>
+          <w:p>
+            <w:pPr>
+              <w:keepNext w:val="0"/>
+              <w:spacing w:lineRule="exact" w:line="400" w:after="80" w:before="0"/>
+              <w:ind w:firstLine="0"/>
+            </w:pPr>
+            <w:r>
+              <w:rPr>
+                <w:rFonts w:ascii="Times New Roman" w:hAnsi="Times New Roman" w:eastAsia="宋体" w:cs="Times New Roman"/>
+                <w:b w:val="0"/>
+                <w:sz w:val="24"/>
+              </w:rPr>
+              <w:t xml:space="preserve">AI大模型回复：供应商甲总成本较低，建议选择甲。</w:t>
+            </w:r>
+          </w:p>
+          <w:p>
+            <w:pPr>
+              <w:keepNext w:val="0"/>
+              <w:spacing w:lineRule="exact" w:line="400" w:after="80" w:before="0"/>
+              <w:ind w:firstLine="0"/>
+            </w:pPr>
+            <w:r>
+              <w:rPr>
+                <w:rFonts w:ascii="Times New Roman" w:hAnsi="Times New Roman" w:eastAsia="宋体" w:cs="Times New Roman"/>
+                <w:b w:val="0"/>
+                <w:sz w:val="24"/>
+              </w:rPr>
+              <w:t xml:space="preserve">分析：回复没有说明总成本的构成，也没有列出运费、税费等项目。提示词没有要求列出算式，也没有给出完整的费用项目。改进的提示词应当是：“请列出每家供应商的报价、运费、税费和合计，并写出算式。”核对之后，再作决策。</w:t>
+            </w:r>
+          </w:p>
+          <w:p>
+            <w:pPr>
+              <w:keepNext/>
+              <w:spacing w:lineRule="exact" w:line="400" w:after="60" w:before="0"/>
+              <w:ind w:firstLine="0"/>
+            </w:pPr>
+            <w:r>
+              <w:rPr>
+                <w:rFonts w:ascii="Times New Roman" w:hAnsi="Times New Roman" w:eastAsia="黑体" w:cs="Times New Roman"/>
+                <w:b/>
+                <w:sz w:val="24"/>
+              </w:rPr>
+              <w:t xml:space="preserve">【讨论】</w:t>
+            </w:r>
+          </w:p>
+          <w:p>
+            <w:pPr>
+              <w:keepNext w:val="0"/>
+              <w:spacing w:lineRule="exact" w:line="400" w:after="80" w:before="0"/>
+              <w:ind w:firstLine="0"/>
+            </w:pPr>
+            <w:r>
+              <w:rPr>
+                <w:rFonts w:ascii="Times New Roman" w:hAnsi="Times New Roman" w:eastAsia="宋体" w:cs="Times New Roman"/>
+                <w:b w:val="0"/>
+                <w:sz w:val="24"/>
+              </w:rPr>
+              <w:t xml:space="preserve">如果AI的比较结论有误，你会用什么方法发现？为什么说“决策的责任在人”？</w:t>
+            </w:r>
+          </w:p>
+          <w:p>
+            <w:pPr>
+              <w:keepNext/>
+              <w:spacing w:lineRule="exact" w:line="400" w:after="60" w:before="0"/>
+              <w:ind w:firstLine="0"/>
+            </w:pPr>
+            <w:r>
+              <w:rPr>
+                <w:rFonts w:ascii="Times New Roman" w:hAnsi="Times New Roman" w:eastAsia="黑体" w:cs="Times New Roman"/>
+                <w:b/>
+                <w:sz w:val="24"/>
+              </w:rPr>
+              <w:t xml:space="preserve">【点题】</w:t>
+            </w:r>
+          </w:p>
+          <w:p>
+            <w:pPr>
+              <w:keepNext w:val="0"/>
+              <w:spacing w:lineRule="exact" w:line="400" w:after="80" w:before="0"/>
+              <w:ind w:firstLine="0"/>
+            </w:pPr>
+            <w:r>
+              <w:rPr>
+                <w:rFonts w:ascii="Times New Roman" w:hAnsi="Times New Roman" w:eastAsia="宋体" w:cs="Times New Roman"/>
+                <w:b w:val="0"/>
+                <w:sz w:val="24"/>
+              </w:rPr>
+              <w:t xml:space="preserve">AI可以提高效率，但不能替代财务人员的判断与责任。每一个决策数字，都应当有人能够解释它从哪里来，并能够逐项复算。</w:t>
+            </w:r>
+          </w:p>
+          <w:p>
+            <w:pPr>
+              <w:keepNext/>
+              <w:spacing w:lineRule="exact" w:line="400" w:after="60" w:before="0"/>
+              <w:ind w:firstLine="0"/>
+            </w:pPr>
+            <w:r>
+              <w:rPr>
+                <w:rFonts w:ascii="Times New Roman" w:hAnsi="Times New Roman" w:eastAsia="黑体" w:cs="Times New Roman"/>
+                <w:b/>
+                <w:sz w:val="24"/>
+              </w:rPr>
+              <w:t xml:space="preserve">【践行】</w:t>
+            </w:r>
+          </w:p>
+          <w:p>
+            <w:pPr>
+              <w:keepNext w:val="0"/>
+              <w:spacing w:lineRule="exact" w:line="400" w:after="80" w:before="0"/>
+              <w:ind w:firstLine="0"/>
+            </w:pPr>
+            <w:r>
+              <w:rPr>
+                <w:rFonts w:ascii="Times New Roman" w:hAnsi="Times New Roman" w:eastAsia="宋体" w:cs="Times New Roman"/>
+                <w:b w:val="0"/>
+                <w:sz w:val="24"/>
+              </w:rPr>
+              <w:t xml:space="preserve">我承诺：使用AI比较方案时，要求它列出全部费用项目和算式，由自己复算关键数字；在没有核对之前，不把AI的结论作为最终决策依据。</w:t>
+            </w:r>
+          </w:p>
+          <w:p>
+            <w:pPr>
+              <w:keepNext/>
+              <w:spacing w:lineRule="exact" w:line="400" w:after="60" w:before="0"/>
+              <w:ind w:firstLine="0"/>
+            </w:pPr>
+            <w:r>
+              <w:rPr>
+                <w:rFonts w:ascii="Times New Roman" w:hAnsi="Times New Roman" w:eastAsia="黑体" w:cs="Times New Roman"/>
+                <w:b/>
+                <w:sz w:val="24"/>
+              </w:rPr>
+              <w:t xml:space="preserve">【自检清单】</w:t>
+            </w:r>
+          </w:p>
+          <w:p>
+            <w:pPr>
+              <w:keepNext w:val="0"/>
+              <w:spacing w:lineRule="exact" w:line="400" w:after="80" w:before="0"/>
+              <w:ind w:firstLine="0"/>
+            </w:pPr>
+            <w:r>
+              <w:rPr>
+                <w:rFonts w:ascii="Times New Roman" w:hAnsi="Times New Roman" w:eastAsia="宋体" w:cs="Times New Roman"/>
+                <w:b w:val="0"/>
+                <w:sz w:val="24"/>
+              </w:rPr>
+              <w:t xml:space="preserve">□ 比较是否包含了全部费用项目（报价、运费、税费等）？</w:t>
+            </w:r>
+          </w:p>
+          <w:p>
+            <w:pPr>
+              <w:keepNext w:val="0"/>
+              <w:spacing w:lineRule="exact" w:line="400" w:after="80" w:before="0"/>
+              <w:ind w:firstLine="0"/>
+            </w:pPr>
+            <w:r>
+              <w:rPr>
+                <w:rFonts w:ascii="Times New Roman" w:hAnsi="Times New Roman" w:eastAsia="宋体" w:cs="Times New Roman"/>
+                <w:b w:val="0"/>
+                <w:sz w:val="24"/>
+              </w:rPr>
+              <w:t xml:space="preserve">□ AI是否列出了算式，关键数字能否复算？</w:t>
+            </w:r>
+          </w:p>
+          <w:p>
+            <w:pPr>
+              <w:keepNext w:val="0"/>
+              <w:spacing w:lineRule="exact" w:line="400" w:after="80" w:before="0"/>
+              <w:ind w:firstLine="0"/>
+            </w:pPr>
+            <w:r>
+              <w:rPr>
+                <w:rFonts w:ascii="Times New Roman" w:hAnsi="Times New Roman" w:eastAsia="宋体" w:cs="Times New Roman"/>
+                <w:b w:val="0"/>
+                <w:sz w:val="24"/>
+              </w:rPr>
+              <w:t xml:space="preserve">□ 最终决策是否由人作出，并能说明依据？</w:t>
+            </w:r>
+          </w:p>
+        </w:tc>
+      </w:tr>
+    </w:tbl>
     <w:p>
       <w:pPr>
         <w:keepNext/>

--- a/AI大模型在财务场景的应用/项目3_范例_v6.docx
+++ b/AI大模型在财务场景的应用/项目3_范例_v6.docx
@@ -7452,120 +7452,1471 @@
     <w:p>
       <w:pPr>
         <w:pStyle w:val="Heading2"/>
-        <w:keepNext/>
-        <w:spacing w:lineRule="exact" w:line="400" w:before="240" w:after="120"/>
       </w:pPr>
       <w:r>
-        <w:rPr>
-          <w:rFonts w:ascii="Times New Roman" w:hAnsi="Times New Roman" w:cs="Times New Roman" w:eastAsia="黑体"/>
-          <w:b/>
-          <w:color w:val="000000"/>
-          <w:sz w:val="28"/>
-        </w:rPr>
-        <w:t>项目综合练习</w:t>
+        <w:t xml:space="preserve">项目综合练习</w:t>
       </w:r>
     </w:p>
     <w:p>
-      <w:pPr>
-        <w:spacing w:lineRule="exact" w:line="400" w:before="0" w:after="0"/>
-        <w:ind w:left="480" w:hanging="480"/>
-      </w:pPr>
       <w:r>
-        <w:rPr>
-          <w:rFonts w:ascii="Times New Roman" w:hAnsi="Times New Roman" w:cs="Times New Roman" w:eastAsia="宋体"/>
-          <w:b w:val="0"/>
-          <w:color w:val="000000"/>
-          <w:sz w:val="24"/>
-        </w:rPr>
-        <w:t>1.</w:t>
-        <w:tab/>
-        <w:t>选择一种你身边的分期消费或促销活动，列出现金价、分期期数、每期金额和优惠条件，算出多付金额和真实折扣，写一段不超过300字的说明。</w:t>
+        <w:t xml:space="preserve">本练习使用两组示例数据：一是摄影设备的分期付款，二是某社团采购时可选的两种优惠方案。所有数据均为教学示例，学生无需收集资料。</w:t>
       </w:r>
     </w:p>
     <w:p>
       <w:pPr>
-        <w:spacing w:lineRule="exact" w:line="400" w:before="0" w:after="0"/>
-        <w:ind w:left="480" w:hanging="480"/>
+        <w:pStyle w:val="Heading3"/>
       </w:pPr>
       <w:r>
-        <w:rPr>
-          <w:rFonts w:ascii="Times New Roman" w:hAnsi="Times New Roman" w:cs="Times New Roman" w:eastAsia="宋体"/>
-          <w:b w:val="0"/>
-          <w:color w:val="000000"/>
-          <w:sz w:val="24"/>
-        </w:rPr>
-        <w:t>2.</w:t>
-        <w:tab/>
-        <w:t>为所在社团或班级设计一张优惠方案比较表，包括满减、打折和一次付款的折扣，找出临界金额，并说明在哪种情况下选择哪种方案。</w:t>
+        <w:t xml:space="preserve">综合任务背景</w:t>
       </w:r>
     </w:p>
     <w:p>
-      <w:pPr>
-        <w:spacing w:lineRule="exact" w:line="400" w:before="0" w:after="0"/>
-        <w:ind w:left="480" w:hanging="480"/>
-      </w:pPr>
       <w:r>
-        <w:rPr>
-          <w:rFonts w:ascii="Times New Roman" w:hAnsi="Times New Roman" w:cs="Times New Roman" w:eastAsia="宋体"/>
-          <w:b w:val="0"/>
-          <w:color w:val="000000"/>
-          <w:sz w:val="24"/>
-        </w:rPr>
-        <w:t>3.</w:t>
-        <w:tab/>
-        <w:t>用大模型完成第2题的比较，要求它列出算式。用本项目的核对清单检查结果，记录差异并分析原因。</w:t>
+        <w:t xml:space="preserve">数据一见表3-7，数据二见表3-8。</w:t>
       </w:r>
     </w:p>
     <w:p>
       <w:pPr>
-        <w:spacing w:lineRule="exact" w:line="400" w:before="0" w:after="0"/>
-        <w:ind w:left="480" w:hanging="480"/>
+        <w:keepNext/>
+        <w:ind w:firstLine="0"/>
+        <w:jc w:val="center"/>
       </w:pPr>
       <w:r>
         <w:rPr>
-          <w:rFonts w:ascii="Times New Roman" w:hAnsi="Times New Roman" w:cs="Times New Roman" w:eastAsia="宋体"/>
-          <w:b w:val="0"/>
-          <w:color w:val="000000"/>
-          <w:sz w:val="24"/>
+          <w:rFonts w:ascii="Times New Roman" w:hAnsi="Times New Roman" w:eastAsia="黑体" w:cs="Times New Roman"/>
+          <w:sz w:val="21"/>
         </w:rPr>
-        <w:t>4.</w:t>
-        <w:tab/>
-        <w:t>设计一个小实验：如果某商品原价分别为200元、400元、600元，比较“满300减50”和“九折”两种方案，并说明在什么金额范围内选择哪种方案更省钱。</w:t>
+        <w:t xml:space="preserve">表3-7 摄影设备分期数据（示例）</w:t>
+      </w:r>
+    </w:p>
+    <w:tbl>
+      <w:tblPr>
+        <w:tblStyle w:val="TableGrid"/>
+        <w:tblW w:type="auto" w:w="0"/>
+        <w:jc w:val="center"/>
+        <w:tblLook w:firstColumn="1" w:firstRow="1" w:lastColumn="0" w:lastRow="0" w:noHBand="0" w:noVBand="1" w:val="04A0"/>
+      </w:tblPr>
+      <w:tblGrid>
+        <w:gridCol w:w="2400"/>
+        <w:gridCol w:w="5912"/>
+      </w:tblGrid>
+      <w:tr>
+        <w:trPr>
+          <w:tblHeader/>
+        </w:trPr>
+        <w:tc>
+          <w:tcPr>
+            <w:tcW w:type="dxa" w:w="2400"/>
+            <w:shd w:val="clear" w:color="auto" w:fill="EDEDED"/>
+          </w:tcPr>
+          <w:p>
+            <w:pPr>
+              <w:spacing w:line="240" w:lineRule="auto"/>
+              <w:ind w:firstLine="0"/>
+              <w:jc w:val="center"/>
+            </w:pPr>
+            <w:r>
+              <w:rPr>
+                <w:rFonts w:ascii="Times New Roman" w:hAnsi="Times New Roman" w:eastAsia="宋体" w:cs="Times New Roman"/>
+                <w:b/>
+                <w:sz w:val="21"/>
+              </w:rPr>
+              <w:t xml:space="preserve">项目</w:t>
+            </w:r>
+          </w:p>
+        </w:tc>
+        <w:tc>
+          <w:tcPr>
+            <w:tcW w:type="dxa" w:w="5912"/>
+            <w:shd w:val="clear" w:color="auto" w:fill="EDEDED"/>
+          </w:tcPr>
+          <w:p>
+            <w:pPr>
+              <w:spacing w:line="240" w:lineRule="auto"/>
+              <w:ind w:firstLine="0"/>
+              <w:jc w:val="center"/>
+            </w:pPr>
+            <w:r>
+              <w:rPr>
+                <w:rFonts w:ascii="Times New Roman" w:hAnsi="Times New Roman" w:eastAsia="宋体" w:cs="Times New Roman"/>
+                <w:b/>
+                <w:sz w:val="21"/>
+              </w:rPr>
+              <w:t xml:space="preserve">数据</w:t>
+            </w:r>
+          </w:p>
+        </w:tc>
+      </w:tr>
+      <w:tr>
+        <w:tc>
+          <w:tcPr>
+            <w:tcW w:type="dxa" w:w="2400"/>
+          </w:tcPr>
+          <w:p>
+            <w:pPr>
+              <w:spacing w:line="240" w:lineRule="auto"/>
+              <w:ind w:firstLine="0"/>
+              <w:jc w:val="left"/>
+            </w:pPr>
+            <w:r>
+              <w:rPr>
+                <w:rFonts w:ascii="Times New Roman" w:hAnsi="Times New Roman" w:eastAsia="宋体" w:cs="Times New Roman"/>
+                <w:sz w:val="21"/>
+              </w:rPr>
+              <w:t xml:space="preserve">现金价</w:t>
+            </w:r>
+          </w:p>
+        </w:tc>
+        <w:tc>
+          <w:tcPr>
+            <w:tcW w:type="dxa" w:w="5912"/>
+          </w:tcPr>
+          <w:p>
+            <w:pPr>
+              <w:spacing w:line="240" w:lineRule="auto"/>
+              <w:ind w:firstLine="0"/>
+              <w:jc w:val="left"/>
+            </w:pPr>
+            <w:r>
+              <w:rPr>
+                <w:rFonts w:ascii="Times New Roman" w:hAnsi="Times New Roman" w:eastAsia="宋体" w:cs="Times New Roman"/>
+                <w:sz w:val="21"/>
+              </w:rPr>
+              <w:t xml:space="preserve">6000元</w:t>
+            </w:r>
+          </w:p>
+        </w:tc>
+      </w:tr>
+      <w:tr>
+        <w:tc>
+          <w:tcPr>
+            <w:tcW w:type="dxa" w:w="2400"/>
+          </w:tcPr>
+          <w:p>
+            <w:pPr>
+              <w:spacing w:line="240" w:lineRule="auto"/>
+              <w:ind w:firstLine="0"/>
+              <w:jc w:val="left"/>
+            </w:pPr>
+            <w:r>
+              <w:rPr>
+                <w:rFonts w:ascii="Times New Roman" w:hAnsi="Times New Roman" w:eastAsia="宋体" w:cs="Times New Roman"/>
+                <w:sz w:val="21"/>
+              </w:rPr>
+              <w:t xml:space="preserve">分期期数</w:t>
+            </w:r>
+          </w:p>
+        </w:tc>
+        <w:tc>
+          <w:tcPr>
+            <w:tcW w:type="dxa" w:w="5912"/>
+          </w:tcPr>
+          <w:p>
+            <w:pPr>
+              <w:spacing w:line="240" w:lineRule="auto"/>
+              <w:ind w:firstLine="0"/>
+              <w:jc w:val="left"/>
+            </w:pPr>
+            <w:r>
+              <w:rPr>
+                <w:rFonts w:ascii="Times New Roman" w:hAnsi="Times New Roman" w:eastAsia="宋体" w:cs="Times New Roman"/>
+                <w:sz w:val="21"/>
+              </w:rPr>
+              <w:t xml:space="preserve">12期</w:t>
+            </w:r>
+          </w:p>
+        </w:tc>
+      </w:tr>
+      <w:tr>
+        <w:tc>
+          <w:tcPr>
+            <w:tcW w:type="dxa" w:w="2400"/>
+          </w:tcPr>
+          <w:p>
+            <w:pPr>
+              <w:spacing w:line="240" w:lineRule="auto"/>
+              <w:ind w:firstLine="0"/>
+              <w:jc w:val="left"/>
+            </w:pPr>
+            <w:r>
+              <w:rPr>
+                <w:rFonts w:ascii="Times New Roman" w:hAnsi="Times New Roman" w:eastAsia="宋体" w:cs="Times New Roman"/>
+                <w:sz w:val="21"/>
+              </w:rPr>
+              <w:t xml:space="preserve">每期金额</w:t>
+            </w:r>
+          </w:p>
+        </w:tc>
+        <w:tc>
+          <w:tcPr>
+            <w:tcW w:type="dxa" w:w="5912"/>
+          </w:tcPr>
+          <w:p>
+            <w:pPr>
+              <w:spacing w:line="240" w:lineRule="auto"/>
+              <w:ind w:firstLine="0"/>
+              <w:jc w:val="left"/>
+            </w:pPr>
+            <w:r>
+              <w:rPr>
+                <w:rFonts w:ascii="Times New Roman" w:hAnsi="Times New Roman" w:eastAsia="宋体" w:cs="Times New Roman"/>
+                <w:sz w:val="21"/>
+              </w:rPr>
+              <w:t xml:space="preserve">550元</w:t>
+            </w:r>
+          </w:p>
+        </w:tc>
+      </w:tr>
+      <w:tr>
+        <w:tc>
+          <w:tcPr>
+            <w:tcW w:type="dxa" w:w="2400"/>
+          </w:tcPr>
+          <w:p>
+            <w:pPr>
+              <w:spacing w:line="240" w:lineRule="auto"/>
+              <w:ind w:firstLine="0"/>
+              <w:jc w:val="left"/>
+            </w:pPr>
+            <w:r>
+              <w:rPr>
+                <w:rFonts w:ascii="Times New Roman" w:hAnsi="Times New Roman" w:eastAsia="宋体" w:cs="Times New Roman"/>
+                <w:sz w:val="21"/>
+              </w:rPr>
+              <w:t xml:space="preserve">付款方式</w:t>
+            </w:r>
+          </w:p>
+        </w:tc>
+        <w:tc>
+          <w:tcPr>
+            <w:tcW w:type="dxa" w:w="5912"/>
+          </w:tcPr>
+          <w:p>
+            <w:pPr>
+              <w:spacing w:line="240" w:lineRule="auto"/>
+              <w:ind w:firstLine="0"/>
+              <w:jc w:val="left"/>
+            </w:pPr>
+            <w:r>
+              <w:rPr>
+                <w:rFonts w:ascii="Times New Roman" w:hAnsi="Times New Roman" w:eastAsia="宋体" w:cs="Times New Roman"/>
+                <w:sz w:val="21"/>
+              </w:rPr>
+              <w:t xml:space="preserve">分期付款，按期支付，合同未写明提前还款费用</w:t>
+            </w:r>
+          </w:p>
+        </w:tc>
+      </w:tr>
+    </w:tbl>
+    <w:p>
+      <w:pPr>
+        <w:ind w:firstLine="0"/>
+      </w:pPr>
+    </w:p>
+    <w:p>
+      <w:pPr>
+        <w:keepNext/>
+        <w:ind w:firstLine="0"/>
+        <w:jc w:val="center"/>
+      </w:pPr>
+      <w:r>
+        <w:rPr>
+          <w:rFonts w:ascii="Times New Roman" w:hAnsi="Times New Roman" w:eastAsia="黑体" w:cs="Times New Roman"/>
+          <w:sz w:val="21"/>
+        </w:rPr>
+        <w:t xml:space="preserve">表3-8 优惠方案说明（示例）</w:t>
+      </w:r>
+    </w:p>
+    <w:tbl>
+      <w:tblPr>
+        <w:tblStyle w:val="TableGrid"/>
+        <w:tblW w:type="auto" w:w="0"/>
+        <w:jc w:val="center"/>
+        <w:tblLook w:firstColumn="1" w:firstRow="1" w:lastColumn="0" w:lastRow="0" w:noHBand="0" w:noVBand="1" w:val="04A0"/>
+      </w:tblPr>
+      <w:tblGrid>
+        <w:gridCol w:w="2400"/>
+        <w:gridCol w:w="5912"/>
+      </w:tblGrid>
+      <w:tr>
+        <w:trPr>
+          <w:tblHeader/>
+        </w:trPr>
+        <w:tc>
+          <w:tcPr>
+            <w:tcW w:type="dxa" w:w="2400"/>
+            <w:shd w:val="clear" w:color="auto" w:fill="EDEDED"/>
+          </w:tcPr>
+          <w:p>
+            <w:pPr>
+              <w:spacing w:line="240" w:lineRule="auto"/>
+              <w:ind w:firstLine="0"/>
+              <w:jc w:val="center"/>
+            </w:pPr>
+            <w:r>
+              <w:rPr>
+                <w:rFonts w:ascii="Times New Roman" w:hAnsi="Times New Roman" w:eastAsia="宋体" w:cs="Times New Roman"/>
+                <w:b/>
+                <w:sz w:val="21"/>
+              </w:rPr>
+              <w:t xml:space="preserve">方案</w:t>
+            </w:r>
+          </w:p>
+        </w:tc>
+        <w:tc>
+          <w:tcPr>
+            <w:tcW w:type="dxa" w:w="5912"/>
+            <w:shd w:val="clear" w:color="auto" w:fill="EDEDED"/>
+          </w:tcPr>
+          <w:p>
+            <w:pPr>
+              <w:spacing w:line="240" w:lineRule="auto"/>
+              <w:ind w:firstLine="0"/>
+              <w:jc w:val="center"/>
+            </w:pPr>
+            <w:r>
+              <w:rPr>
+                <w:rFonts w:ascii="Times New Roman" w:hAnsi="Times New Roman" w:eastAsia="宋体" w:cs="Times New Roman"/>
+                <w:b/>
+                <w:sz w:val="21"/>
+              </w:rPr>
+              <w:t xml:space="preserve">规则</w:t>
+            </w:r>
+          </w:p>
+        </w:tc>
+      </w:tr>
+      <w:tr>
+        <w:tc>
+          <w:tcPr>
+            <w:tcW w:type="dxa" w:w="2400"/>
+          </w:tcPr>
+          <w:p>
+            <w:pPr>
+              <w:spacing w:line="240" w:lineRule="auto"/>
+              <w:ind w:firstLine="0"/>
+              <w:jc w:val="left"/>
+            </w:pPr>
+            <w:r>
+              <w:rPr>
+                <w:rFonts w:ascii="Times New Roman" w:hAnsi="Times New Roman" w:eastAsia="宋体" w:cs="Times New Roman"/>
+                <w:sz w:val="21"/>
+              </w:rPr>
+              <w:t xml:space="preserve">方案A</w:t>
+            </w:r>
+          </w:p>
+        </w:tc>
+        <w:tc>
+          <w:tcPr>
+            <w:tcW w:type="dxa" w:w="5912"/>
+          </w:tcPr>
+          <w:p>
+            <w:pPr>
+              <w:spacing w:line="240" w:lineRule="auto"/>
+              <w:ind w:firstLine="0"/>
+              <w:jc w:val="left"/>
+            </w:pPr>
+            <w:r>
+              <w:rPr>
+                <w:rFonts w:ascii="Times New Roman" w:hAnsi="Times New Roman" w:eastAsia="宋体" w:cs="Times New Roman"/>
+                <w:sz w:val="21"/>
+              </w:rPr>
+              <w:t xml:space="preserve">满300减50：实付金额不低于300元时，减免50元；低于300元不减</w:t>
+            </w:r>
+          </w:p>
+        </w:tc>
+      </w:tr>
+      <w:tr>
+        <w:tc>
+          <w:tcPr>
+            <w:tcW w:type="dxa" w:w="2400"/>
+          </w:tcPr>
+          <w:p>
+            <w:pPr>
+              <w:spacing w:line="240" w:lineRule="auto"/>
+              <w:ind w:firstLine="0"/>
+              <w:jc w:val="left"/>
+            </w:pPr>
+            <w:r>
+              <w:rPr>
+                <w:rFonts w:ascii="Times New Roman" w:hAnsi="Times New Roman" w:eastAsia="宋体" w:cs="Times New Roman"/>
+                <w:sz w:val="21"/>
+              </w:rPr>
+              <w:t xml:space="preserve">方案B</w:t>
+            </w:r>
+          </w:p>
+        </w:tc>
+        <w:tc>
+          <w:tcPr>
+            <w:tcW w:type="dxa" w:w="5912"/>
+          </w:tcPr>
+          <w:p>
+            <w:pPr>
+              <w:spacing w:line="240" w:lineRule="auto"/>
+              <w:ind w:firstLine="0"/>
+              <w:jc w:val="left"/>
+            </w:pPr>
+            <w:r>
+              <w:rPr>
+                <w:rFonts w:ascii="Times New Roman" w:hAnsi="Times New Roman" w:eastAsia="宋体" w:cs="Times New Roman"/>
+                <w:sz w:val="21"/>
+              </w:rPr>
+              <w:t xml:space="preserve">九折：实付金额为原价乘以0.9</w:t>
+            </w:r>
+          </w:p>
+        </w:tc>
+      </w:tr>
+    </w:tbl>
+    <w:p>
+      <w:pPr>
+        <w:ind w:firstLine="0"/>
+      </w:pPr>
+    </w:p>
+    <w:p>
+      <w:pPr>
+        <w:pStyle w:val="Heading3"/>
+      </w:pPr>
+      <w:r>
+        <w:t xml:space="preserve">任务要求</w:t>
       </w:r>
     </w:p>
     <w:p>
-      <w:pPr>
-        <w:spacing w:lineRule="exact" w:line="400" w:before="0" w:after="0"/>
-        <w:ind w:left="480" w:hanging="480"/>
-      </w:pPr>
       <w:r>
-        <w:rPr>
-          <w:rFonts w:ascii="Times New Roman" w:hAnsi="Times New Roman" w:cs="Times New Roman" w:eastAsia="宋体"/>
-          <w:b w:val="0"/>
-          <w:color w:val="000000"/>
-          <w:sz w:val="24"/>
-        </w:rPr>
-        <w:t>5.</w:t>
-        <w:tab/>
-        <w:t>选择一个优惠方案，画出它的决策流程图，并用一句话写出结论。</w:t>
+        <w:t xml:space="preserve">1.分期说明（20分）：计算摄影设备分期付款的总额、多付金额，以及平均每月多付的金额。写一段不超过300字的说明，要求列出算式。</w:t>
       </w:r>
     </w:p>
     <w:p>
-      <w:pPr>
-        <w:spacing w:lineRule="exact" w:line="400" w:before="0" w:after="0"/>
-        <w:ind w:left="480" w:hanging="480"/>
+      <w:r>
+        <w:t xml:space="preserve">2.方案比较（20分）：按表3-9的格式，计算原价为200元、400元、500元、600元时两种方案的实付金额，判断更省钱的方案，并找出两种方案的临界金额。</w:t>
+      </w:r>
+    </w:p>
+    <w:p>
+      <w:r>
+        <w:t xml:space="preserve">3.核对AI结果（25分）：表3-10是某AI工具对“原价400元，哪种方案更省钱”的回答。请用本项目的核对清单逐项检查，记录错误，并给出正确结论。</w:t>
+      </w:r>
+    </w:p>
+    <w:p>
+      <w:r>
+        <w:t xml:space="preserve">4.决策流程（20分）：根据原价的不同，画出选择方案的决策流程图（可用文字框图），并用一句话写出结论。</w:t>
+      </w:r>
+    </w:p>
+    <w:p>
+      <w:r>
+        <w:t xml:space="preserve">5.反思（15分）：写一段不超过300字的反思，说明哪些判断由大模型完成，哪些由自己完成，以及你如何确认大模型结论的可靠性。</w:t>
+      </w:r>
+    </w:p>
+    <w:p>
+      <w:pPr>
+        <w:keepNext/>
+        <w:ind w:firstLine="0"/>
+        <w:jc w:val="center"/>
       </w:pPr>
       <w:r>
         <w:rPr>
-          <w:rFonts w:ascii="Times New Roman" w:hAnsi="Times New Roman" w:cs="Times New Roman" w:eastAsia="宋体"/>
-          <w:b w:val="0"/>
-          <w:color w:val="000000"/>
-          <w:sz w:val="24"/>
+          <w:rFonts w:ascii="Times New Roman" w:hAnsi="Times New Roman" w:eastAsia="黑体" w:cs="Times New Roman"/>
+          <w:sz w:val="21"/>
         </w:rPr>
-        <w:t>6.</w:t>
-        <w:tab/>
-        <w:t>写一段不超过300字的反思，说明在本项目中，哪些判断由大模型完成，哪些判断由你自己完成，以及你如何确认大模型的结论是可靠的。</w:t>
+        <w:t xml:space="preserve">表3-9 方案比较（待填）</w:t>
       </w:r>
+    </w:p>
+    <w:tbl>
+      <w:tblPr>
+        <w:tblStyle w:val="TableGrid"/>
+        <w:tblW w:type="auto" w:w="0"/>
+        <w:jc w:val="center"/>
+        <w:tblLook w:firstColumn="1" w:firstRow="1" w:lastColumn="0" w:lastRow="0" w:noHBand="0" w:noVBand="1" w:val="04A0"/>
+      </w:tblPr>
+      <w:tblGrid>
+        <w:gridCol w:w="2000"/>
+        <w:gridCol w:w="2104"/>
+        <w:gridCol w:w="2104"/>
+        <w:gridCol w:w="2104"/>
+      </w:tblGrid>
+      <w:tr>
+        <w:trPr>
+          <w:tblHeader/>
+        </w:trPr>
+        <w:tc>
+          <w:tcPr>
+            <w:tcW w:type="dxa" w:w="2000"/>
+            <w:shd w:val="clear" w:color="auto" w:fill="EDEDED"/>
+          </w:tcPr>
+          <w:p>
+            <w:pPr>
+              <w:spacing w:line="240" w:lineRule="auto"/>
+              <w:ind w:firstLine="0"/>
+              <w:jc w:val="center"/>
+            </w:pPr>
+            <w:r>
+              <w:rPr>
+                <w:rFonts w:ascii="Times New Roman" w:hAnsi="Times New Roman" w:eastAsia="宋体" w:cs="Times New Roman"/>
+                <w:b/>
+                <w:sz w:val="21"/>
+              </w:rPr>
+              <w:t xml:space="preserve">原价（元）</w:t>
+            </w:r>
+          </w:p>
+        </w:tc>
+        <w:tc>
+          <w:tcPr>
+            <w:tcW w:type="dxa" w:w="2104"/>
+            <w:shd w:val="clear" w:color="auto" w:fill="EDEDED"/>
+          </w:tcPr>
+          <w:p>
+            <w:pPr>
+              <w:spacing w:line="240" w:lineRule="auto"/>
+              <w:ind w:firstLine="0"/>
+              <w:jc w:val="center"/>
+            </w:pPr>
+            <w:r>
+              <w:rPr>
+                <w:rFonts w:ascii="Times New Roman" w:hAnsi="Times New Roman" w:eastAsia="宋体" w:cs="Times New Roman"/>
+                <w:b/>
+                <w:sz w:val="21"/>
+              </w:rPr>
+              <w:t xml:space="preserve">方案A实付（元）</w:t>
+            </w:r>
+          </w:p>
+        </w:tc>
+        <w:tc>
+          <w:tcPr>
+            <w:tcW w:type="dxa" w:w="2104"/>
+            <w:shd w:val="clear" w:color="auto" w:fill="EDEDED"/>
+          </w:tcPr>
+          <w:p>
+            <w:pPr>
+              <w:spacing w:line="240" w:lineRule="auto"/>
+              <w:ind w:firstLine="0"/>
+              <w:jc w:val="center"/>
+            </w:pPr>
+            <w:r>
+              <w:rPr>
+                <w:rFonts w:ascii="Times New Roman" w:hAnsi="Times New Roman" w:eastAsia="宋体" w:cs="Times New Roman"/>
+                <w:b/>
+                <w:sz w:val="21"/>
+              </w:rPr>
+              <w:t xml:space="preserve">方案B实付（元）</w:t>
+            </w:r>
+          </w:p>
+        </w:tc>
+        <w:tc>
+          <w:tcPr>
+            <w:tcW w:type="dxa" w:w="2104"/>
+            <w:shd w:val="clear" w:color="auto" w:fill="EDEDED"/>
+          </w:tcPr>
+          <w:p>
+            <w:pPr>
+              <w:spacing w:line="240" w:lineRule="auto"/>
+              <w:ind w:firstLine="0"/>
+              <w:jc w:val="center"/>
+            </w:pPr>
+            <w:r>
+              <w:rPr>
+                <w:rFonts w:ascii="Times New Roman" w:hAnsi="Times New Roman" w:eastAsia="宋体" w:cs="Times New Roman"/>
+                <w:b/>
+                <w:sz w:val="21"/>
+              </w:rPr>
+              <w:t xml:space="preserve">更省钱的方案</w:t>
+            </w:r>
+          </w:p>
+        </w:tc>
+      </w:tr>
+      <w:tr>
+        <w:tc>
+          <w:tcPr>
+            <w:tcW w:type="dxa" w:w="2000"/>
+          </w:tcPr>
+          <w:p>
+            <w:pPr>
+              <w:spacing w:line="240" w:lineRule="auto"/>
+              <w:ind w:firstLine="0"/>
+              <w:jc w:val="left"/>
+            </w:pPr>
+            <w:r>
+              <w:rPr>
+                <w:rFonts w:ascii="Times New Roman" w:hAnsi="Times New Roman" w:eastAsia="宋体" w:cs="Times New Roman"/>
+                <w:sz w:val="21"/>
+              </w:rPr>
+              <w:t xml:space="preserve">200</w:t>
+            </w:r>
+          </w:p>
+        </w:tc>
+        <w:tc>
+          <w:tcPr>
+            <w:tcW w:type="dxa" w:w="2104"/>
+          </w:tcPr>
+          <w:p>
+            <w:pPr>
+              <w:spacing w:line="240" w:lineRule="auto"/>
+              <w:ind w:firstLine="0"/>
+              <w:jc w:val="left"/>
+            </w:pPr>
+            <w:r>
+              <w:rPr>
+                <w:rFonts w:ascii="Times New Roman" w:hAnsi="Times New Roman" w:eastAsia="宋体" w:cs="Times New Roman"/>
+                <w:sz w:val="21"/>
+              </w:rPr>
+              <w:t xml:space="preserve"/>
+            </w:r>
+          </w:p>
+        </w:tc>
+        <w:tc>
+          <w:tcPr>
+            <w:tcW w:type="dxa" w:w="2104"/>
+          </w:tcPr>
+          <w:p>
+            <w:pPr>
+              <w:spacing w:line="240" w:lineRule="auto"/>
+              <w:ind w:firstLine="0"/>
+              <w:jc w:val="left"/>
+            </w:pPr>
+            <w:r>
+              <w:rPr>
+                <w:rFonts w:ascii="Times New Roman" w:hAnsi="Times New Roman" w:eastAsia="宋体" w:cs="Times New Roman"/>
+                <w:sz w:val="21"/>
+              </w:rPr>
+              <w:t xml:space="preserve"/>
+            </w:r>
+          </w:p>
+        </w:tc>
+        <w:tc>
+          <w:tcPr>
+            <w:tcW w:type="dxa" w:w="2104"/>
+          </w:tcPr>
+          <w:p>
+            <w:pPr>
+              <w:spacing w:line="240" w:lineRule="auto"/>
+              <w:ind w:firstLine="0"/>
+              <w:jc w:val="left"/>
+            </w:pPr>
+            <w:r>
+              <w:rPr>
+                <w:rFonts w:ascii="Times New Roman" w:hAnsi="Times New Roman" w:eastAsia="宋体" w:cs="Times New Roman"/>
+                <w:sz w:val="21"/>
+              </w:rPr>
+              <w:t xml:space="preserve"/>
+            </w:r>
+          </w:p>
+        </w:tc>
+      </w:tr>
+      <w:tr>
+        <w:tc>
+          <w:tcPr>
+            <w:tcW w:type="dxa" w:w="2000"/>
+          </w:tcPr>
+          <w:p>
+            <w:pPr>
+              <w:spacing w:line="240" w:lineRule="auto"/>
+              <w:ind w:firstLine="0"/>
+              <w:jc w:val="left"/>
+            </w:pPr>
+            <w:r>
+              <w:rPr>
+                <w:rFonts w:ascii="Times New Roman" w:hAnsi="Times New Roman" w:eastAsia="宋体" w:cs="Times New Roman"/>
+                <w:sz w:val="21"/>
+              </w:rPr>
+              <w:t xml:space="preserve">400</w:t>
+            </w:r>
+          </w:p>
+        </w:tc>
+        <w:tc>
+          <w:tcPr>
+            <w:tcW w:type="dxa" w:w="2104"/>
+          </w:tcPr>
+          <w:p>
+            <w:pPr>
+              <w:spacing w:line="240" w:lineRule="auto"/>
+              <w:ind w:firstLine="0"/>
+              <w:jc w:val="left"/>
+            </w:pPr>
+            <w:r>
+              <w:rPr>
+                <w:rFonts w:ascii="Times New Roman" w:hAnsi="Times New Roman" w:eastAsia="宋体" w:cs="Times New Roman"/>
+                <w:sz w:val="21"/>
+              </w:rPr>
+              <w:t xml:space="preserve"/>
+            </w:r>
+          </w:p>
+        </w:tc>
+        <w:tc>
+          <w:tcPr>
+            <w:tcW w:type="dxa" w:w="2104"/>
+          </w:tcPr>
+          <w:p>
+            <w:pPr>
+              <w:spacing w:line="240" w:lineRule="auto"/>
+              <w:ind w:firstLine="0"/>
+              <w:jc w:val="left"/>
+            </w:pPr>
+            <w:r>
+              <w:rPr>
+                <w:rFonts w:ascii="Times New Roman" w:hAnsi="Times New Roman" w:eastAsia="宋体" w:cs="Times New Roman"/>
+                <w:sz w:val="21"/>
+              </w:rPr>
+              <w:t xml:space="preserve"/>
+            </w:r>
+          </w:p>
+        </w:tc>
+        <w:tc>
+          <w:tcPr>
+            <w:tcW w:type="dxa" w:w="2104"/>
+          </w:tcPr>
+          <w:p>
+            <w:pPr>
+              <w:spacing w:line="240" w:lineRule="auto"/>
+              <w:ind w:firstLine="0"/>
+              <w:jc w:val="left"/>
+            </w:pPr>
+            <w:r>
+              <w:rPr>
+                <w:rFonts w:ascii="Times New Roman" w:hAnsi="Times New Roman" w:eastAsia="宋体" w:cs="Times New Roman"/>
+                <w:sz w:val="21"/>
+              </w:rPr>
+              <w:t xml:space="preserve"/>
+            </w:r>
+          </w:p>
+        </w:tc>
+      </w:tr>
+      <w:tr>
+        <w:tc>
+          <w:tcPr>
+            <w:tcW w:type="dxa" w:w="2000"/>
+          </w:tcPr>
+          <w:p>
+            <w:pPr>
+              <w:spacing w:line="240" w:lineRule="auto"/>
+              <w:ind w:firstLine="0"/>
+              <w:jc w:val="left"/>
+            </w:pPr>
+            <w:r>
+              <w:rPr>
+                <w:rFonts w:ascii="Times New Roman" w:hAnsi="Times New Roman" w:eastAsia="宋体" w:cs="Times New Roman"/>
+                <w:sz w:val="21"/>
+              </w:rPr>
+              <w:t xml:space="preserve">500</w:t>
+            </w:r>
+          </w:p>
+        </w:tc>
+        <w:tc>
+          <w:tcPr>
+            <w:tcW w:type="dxa" w:w="2104"/>
+          </w:tcPr>
+          <w:p>
+            <w:pPr>
+              <w:spacing w:line="240" w:lineRule="auto"/>
+              <w:ind w:firstLine="0"/>
+              <w:jc w:val="left"/>
+            </w:pPr>
+            <w:r>
+              <w:rPr>
+                <w:rFonts w:ascii="Times New Roman" w:hAnsi="Times New Roman" w:eastAsia="宋体" w:cs="Times New Roman"/>
+                <w:sz w:val="21"/>
+              </w:rPr>
+              <w:t xml:space="preserve"/>
+            </w:r>
+          </w:p>
+        </w:tc>
+        <w:tc>
+          <w:tcPr>
+            <w:tcW w:type="dxa" w:w="2104"/>
+          </w:tcPr>
+          <w:p>
+            <w:pPr>
+              <w:spacing w:line="240" w:lineRule="auto"/>
+              <w:ind w:firstLine="0"/>
+              <w:jc w:val="left"/>
+            </w:pPr>
+            <w:r>
+              <w:rPr>
+                <w:rFonts w:ascii="Times New Roman" w:hAnsi="Times New Roman" w:eastAsia="宋体" w:cs="Times New Roman"/>
+                <w:sz w:val="21"/>
+              </w:rPr>
+              <w:t xml:space="preserve"/>
+            </w:r>
+          </w:p>
+        </w:tc>
+        <w:tc>
+          <w:tcPr>
+            <w:tcW w:type="dxa" w:w="2104"/>
+          </w:tcPr>
+          <w:p>
+            <w:pPr>
+              <w:spacing w:line="240" w:lineRule="auto"/>
+              <w:ind w:firstLine="0"/>
+              <w:jc w:val="left"/>
+            </w:pPr>
+            <w:r>
+              <w:rPr>
+                <w:rFonts w:ascii="Times New Roman" w:hAnsi="Times New Roman" w:eastAsia="宋体" w:cs="Times New Roman"/>
+                <w:sz w:val="21"/>
+              </w:rPr>
+              <w:t xml:space="preserve"/>
+            </w:r>
+          </w:p>
+        </w:tc>
+      </w:tr>
+      <w:tr>
+        <w:tc>
+          <w:tcPr>
+            <w:tcW w:type="dxa" w:w="2000"/>
+          </w:tcPr>
+          <w:p>
+            <w:pPr>
+              <w:spacing w:line="240" w:lineRule="auto"/>
+              <w:ind w:firstLine="0"/>
+              <w:jc w:val="left"/>
+            </w:pPr>
+            <w:r>
+              <w:rPr>
+                <w:rFonts w:ascii="Times New Roman" w:hAnsi="Times New Roman" w:eastAsia="宋体" w:cs="Times New Roman"/>
+                <w:sz w:val="21"/>
+              </w:rPr>
+              <w:t xml:space="preserve">600</w:t>
+            </w:r>
+          </w:p>
+        </w:tc>
+        <w:tc>
+          <w:tcPr>
+            <w:tcW w:type="dxa" w:w="2104"/>
+          </w:tcPr>
+          <w:p>
+            <w:pPr>
+              <w:spacing w:line="240" w:lineRule="auto"/>
+              <w:ind w:firstLine="0"/>
+              <w:jc w:val="left"/>
+            </w:pPr>
+            <w:r>
+              <w:rPr>
+                <w:rFonts w:ascii="Times New Roman" w:hAnsi="Times New Roman" w:eastAsia="宋体" w:cs="Times New Roman"/>
+                <w:sz w:val="21"/>
+              </w:rPr>
+              <w:t xml:space="preserve"/>
+            </w:r>
+          </w:p>
+        </w:tc>
+        <w:tc>
+          <w:tcPr>
+            <w:tcW w:type="dxa" w:w="2104"/>
+          </w:tcPr>
+          <w:p>
+            <w:pPr>
+              <w:spacing w:line="240" w:lineRule="auto"/>
+              <w:ind w:firstLine="0"/>
+              <w:jc w:val="left"/>
+            </w:pPr>
+            <w:r>
+              <w:rPr>
+                <w:rFonts w:ascii="Times New Roman" w:hAnsi="Times New Roman" w:eastAsia="宋体" w:cs="Times New Roman"/>
+                <w:sz w:val="21"/>
+              </w:rPr>
+              <w:t xml:space="preserve"/>
+            </w:r>
+          </w:p>
+        </w:tc>
+        <w:tc>
+          <w:tcPr>
+            <w:tcW w:type="dxa" w:w="2104"/>
+          </w:tcPr>
+          <w:p>
+            <w:pPr>
+              <w:spacing w:line="240" w:lineRule="auto"/>
+              <w:ind w:firstLine="0"/>
+              <w:jc w:val="left"/>
+            </w:pPr>
+            <w:r>
+              <w:rPr>
+                <w:rFonts w:ascii="Times New Roman" w:hAnsi="Times New Roman" w:eastAsia="宋体" w:cs="Times New Roman"/>
+                <w:sz w:val="21"/>
+              </w:rPr>
+              <w:t xml:space="preserve"/>
+            </w:r>
+          </w:p>
+        </w:tc>
+      </w:tr>
+    </w:tbl>
+    <w:p>
+      <w:pPr>
+        <w:ind w:firstLine="0"/>
+      </w:pPr>
+    </w:p>
+    <w:p>
+      <w:pPr>
+        <w:keepNext/>
+        <w:ind w:firstLine="0"/>
+        <w:jc w:val="center"/>
+      </w:pPr>
+      <w:r>
+        <w:rPr>
+          <w:rFonts w:ascii="Times New Roman" w:hAnsi="Times New Roman" w:eastAsia="黑体" w:cs="Times New Roman"/>
+          <w:sz w:val="21"/>
+        </w:rPr>
+        <w:t xml:space="preserve">表3-10 AI回复（示例）</w:t>
+      </w:r>
+    </w:p>
+    <w:tbl>
+      <w:tblPr>
+        <w:tblStyle w:val="TableGrid"/>
+        <w:tblW w:type="auto" w:w="0"/>
+        <w:jc w:val="center"/>
+        <w:tblLook w:firstColumn="1" w:firstRow="1" w:lastColumn="0" w:lastRow="0" w:noHBand="0" w:noVBand="1" w:val="04A0"/>
+      </w:tblPr>
+      <w:tblGrid>
+        <w:gridCol w:w="3000"/>
+        <w:gridCol w:w="5312"/>
+      </w:tblGrid>
+      <w:tr>
+        <w:trPr>
+          <w:tblHeader/>
+        </w:trPr>
+        <w:tc>
+          <w:tcPr>
+            <w:tcW w:type="dxa" w:w="3000"/>
+            <w:shd w:val="clear" w:color="auto" w:fill="EDEDED"/>
+          </w:tcPr>
+          <w:p>
+            <w:pPr>
+              <w:spacing w:line="240" w:lineRule="auto"/>
+              <w:ind w:firstLine="0"/>
+              <w:jc w:val="center"/>
+            </w:pPr>
+            <w:r>
+              <w:rPr>
+                <w:rFonts w:ascii="Times New Roman" w:hAnsi="Times New Roman" w:eastAsia="宋体" w:cs="Times New Roman"/>
+                <w:b/>
+                <w:sz w:val="21"/>
+              </w:rPr>
+              <w:t xml:space="preserve">问题</w:t>
+            </w:r>
+          </w:p>
+        </w:tc>
+        <w:tc>
+          <w:tcPr>
+            <w:tcW w:type="dxa" w:w="5312"/>
+            <w:shd w:val="clear" w:color="auto" w:fill="EDEDED"/>
+          </w:tcPr>
+          <w:p>
+            <w:pPr>
+              <w:spacing w:line="240" w:lineRule="auto"/>
+              <w:ind w:firstLine="0"/>
+              <w:jc w:val="center"/>
+            </w:pPr>
+            <w:r>
+              <w:rPr>
+                <w:rFonts w:ascii="Times New Roman" w:hAnsi="Times New Roman" w:eastAsia="宋体" w:cs="Times New Roman"/>
+                <w:b/>
+                <w:sz w:val="21"/>
+              </w:rPr>
+              <w:t xml:space="preserve">AI回复内容</w:t>
+            </w:r>
+          </w:p>
+        </w:tc>
+      </w:tr>
+      <w:tr>
+        <w:tc>
+          <w:tcPr>
+            <w:tcW w:type="dxa" w:w="3000"/>
+          </w:tcPr>
+          <w:p>
+            <w:pPr>
+              <w:spacing w:line="240" w:lineRule="auto"/>
+              <w:ind w:firstLine="0"/>
+              <w:jc w:val="left"/>
+            </w:pPr>
+            <w:r>
+              <w:rPr>
+                <w:rFonts w:ascii="Times New Roman" w:hAnsi="Times New Roman" w:eastAsia="宋体" w:cs="Times New Roman"/>
+                <w:sz w:val="21"/>
+              </w:rPr>
+              <w:t xml:space="preserve">原价400元，哪种方案更省钱？</w:t>
+            </w:r>
+          </w:p>
+        </w:tc>
+        <w:tc>
+          <w:tcPr>
+            <w:tcW w:type="dxa" w:w="5312"/>
+          </w:tcPr>
+          <w:p>
+            <w:pPr>
+              <w:spacing w:line="240" w:lineRule="auto"/>
+              <w:ind w:firstLine="0"/>
+              <w:jc w:val="left"/>
+            </w:pPr>
+            <w:r>
+              <w:rPr>
+                <w:rFonts w:ascii="Times New Roman" w:hAnsi="Times New Roman" w:eastAsia="宋体" w:cs="Times New Roman"/>
+                <w:sz w:val="21"/>
+              </w:rPr>
+              <w:t xml:space="preserve">方案A实付350元，方案B实付360元。结论：选择方案B（九折）更省钱。</w:t>
+            </w:r>
+          </w:p>
+        </w:tc>
+      </w:tr>
+    </w:tbl>
+    <w:p>
+      <w:pPr>
+        <w:ind w:firstLine="0"/>
+      </w:pPr>
+    </w:p>
+    <w:p>
+      <w:pPr>
+        <w:pStyle w:val="Heading3"/>
+      </w:pPr>
+      <w:r>
+        <w:t xml:space="preserve">评分标准</w:t>
+      </w:r>
+    </w:p>
+    <w:p>
+      <w:pPr>
+        <w:keepNext/>
+        <w:ind w:firstLine="0"/>
+        <w:jc w:val="center"/>
+      </w:pPr>
+      <w:r>
+        <w:rPr>
+          <w:rFonts w:ascii="Times New Roman" w:hAnsi="Times New Roman" w:eastAsia="黑体" w:cs="Times New Roman"/>
+          <w:sz w:val="21"/>
+        </w:rPr>
+        <w:t xml:space="preserve">表3-11 综合练习评分标准</w:t>
+      </w:r>
+    </w:p>
+    <w:tbl>
+      <w:tblPr>
+        <w:tblStyle w:val="TableGrid"/>
+        <w:tblW w:type="auto" w:w="0"/>
+        <w:jc w:val="center"/>
+        <w:tblLook w:firstColumn="1" w:firstRow="1" w:lastColumn="0" w:lastRow="0" w:noHBand="0" w:noVBand="1" w:val="04A0"/>
+      </w:tblPr>
+      <w:tblGrid>
+        <w:gridCol w:w="2000"/>
+        <w:gridCol w:w="5612"/>
+        <w:gridCol w:w="700"/>
+      </w:tblGrid>
+      <w:tr>
+        <w:trPr>
+          <w:tblHeader/>
+        </w:trPr>
+        <w:tc>
+          <w:tcPr>
+            <w:tcW w:type="dxa" w:w="2000"/>
+            <w:shd w:val="clear" w:color="auto" w:fill="EDEDED"/>
+          </w:tcPr>
+          <w:p>
+            <w:pPr>
+              <w:spacing w:line="240" w:lineRule="auto"/>
+              <w:ind w:firstLine="0"/>
+              <w:jc w:val="center"/>
+            </w:pPr>
+            <w:r>
+              <w:rPr>
+                <w:rFonts w:ascii="Times New Roman" w:hAnsi="Times New Roman" w:eastAsia="宋体" w:cs="Times New Roman"/>
+                <w:b/>
+                <w:sz w:val="21"/>
+              </w:rPr>
+              <w:t xml:space="preserve">任务</w:t>
+            </w:r>
+          </w:p>
+        </w:tc>
+        <w:tc>
+          <w:tcPr>
+            <w:tcW w:type="dxa" w:w="5612"/>
+            <w:shd w:val="clear" w:color="auto" w:fill="EDEDED"/>
+          </w:tcPr>
+          <w:p>
+            <w:pPr>
+              <w:spacing w:line="240" w:lineRule="auto"/>
+              <w:ind w:firstLine="0"/>
+              <w:jc w:val="center"/>
+            </w:pPr>
+            <w:r>
+              <w:rPr>
+                <w:rFonts w:ascii="Times New Roman" w:hAnsi="Times New Roman" w:eastAsia="宋体" w:cs="Times New Roman"/>
+                <w:b/>
+                <w:sz w:val="21"/>
+              </w:rPr>
+              <w:t xml:space="preserve">评分要点</w:t>
+            </w:r>
+          </w:p>
+        </w:tc>
+        <w:tc>
+          <w:tcPr>
+            <w:tcW w:type="dxa" w:w="700"/>
+            <w:shd w:val="clear" w:color="auto" w:fill="EDEDED"/>
+          </w:tcPr>
+          <w:p>
+            <w:pPr>
+              <w:spacing w:line="240" w:lineRule="auto"/>
+              <w:ind w:firstLine="0"/>
+              <w:jc w:val="center"/>
+            </w:pPr>
+            <w:r>
+              <w:rPr>
+                <w:rFonts w:ascii="Times New Roman" w:hAnsi="Times New Roman" w:eastAsia="宋体" w:cs="Times New Roman"/>
+                <w:b/>
+                <w:sz w:val="21"/>
+              </w:rPr>
+              <w:t xml:space="preserve">分值</w:t>
+            </w:r>
+          </w:p>
+        </w:tc>
+      </w:tr>
+      <w:tr>
+        <w:tc>
+          <w:tcPr>
+            <w:tcW w:type="dxa" w:w="2000"/>
+          </w:tcPr>
+          <w:p>
+            <w:pPr>
+              <w:spacing w:line="240" w:lineRule="auto"/>
+              <w:ind w:firstLine="0"/>
+              <w:jc w:val="left"/>
+            </w:pPr>
+            <w:r>
+              <w:rPr>
+                <w:rFonts w:ascii="Times New Roman" w:hAnsi="Times New Roman" w:eastAsia="宋体" w:cs="Times New Roman"/>
+                <w:sz w:val="21"/>
+              </w:rPr>
+              <w:t xml:space="preserve">1 分期说明</w:t>
+            </w:r>
+          </w:p>
+        </w:tc>
+        <w:tc>
+          <w:tcPr>
+            <w:tcW w:type="dxa" w:w="5612"/>
+          </w:tcPr>
+          <w:p>
+            <w:pPr>
+              <w:spacing w:line="240" w:lineRule="auto"/>
+              <w:ind w:firstLine="0"/>
+              <w:jc w:val="left"/>
+            </w:pPr>
+            <w:r>
+              <w:rPr>
+                <w:rFonts w:ascii="Times New Roman" w:hAnsi="Times New Roman" w:eastAsia="宋体" w:cs="Times New Roman"/>
+                <w:sz w:val="21"/>
+              </w:rPr>
+              <w:t xml:space="preserve">总额6600元，多付600元，平均每月多付50元；算式完整；不超过300字</w:t>
+            </w:r>
+          </w:p>
+        </w:tc>
+        <w:tc>
+          <w:tcPr>
+            <w:tcW w:type="dxa" w:w="700"/>
+          </w:tcPr>
+          <w:p>
+            <w:pPr>
+              <w:spacing w:line="240" w:lineRule="auto"/>
+              <w:ind w:firstLine="0"/>
+              <w:jc w:val="left"/>
+            </w:pPr>
+            <w:r>
+              <w:rPr>
+                <w:rFonts w:ascii="Times New Roman" w:hAnsi="Times New Roman" w:eastAsia="宋体" w:cs="Times New Roman"/>
+                <w:sz w:val="21"/>
+              </w:rPr>
+              <w:t xml:space="preserve">20</w:t>
+            </w:r>
+          </w:p>
+        </w:tc>
+      </w:tr>
+      <w:tr>
+        <w:tc>
+          <w:tcPr>
+            <w:tcW w:type="dxa" w:w="2000"/>
+          </w:tcPr>
+          <w:p>
+            <w:pPr>
+              <w:spacing w:line="240" w:lineRule="auto"/>
+              <w:ind w:firstLine="0"/>
+              <w:jc w:val="left"/>
+            </w:pPr>
+            <w:r>
+              <w:rPr>
+                <w:rFonts w:ascii="Times New Roman" w:hAnsi="Times New Roman" w:eastAsia="宋体" w:cs="Times New Roman"/>
+                <w:sz w:val="21"/>
+              </w:rPr>
+              <w:t xml:space="preserve">2 方案比较</w:t>
+            </w:r>
+          </w:p>
+        </w:tc>
+        <w:tc>
+          <w:tcPr>
+            <w:tcW w:type="dxa" w:w="5612"/>
+          </w:tcPr>
+          <w:p>
+            <w:pPr>
+              <w:spacing w:line="240" w:lineRule="auto"/>
+              <w:ind w:firstLine="0"/>
+              <w:jc w:val="left"/>
+            </w:pPr>
+            <w:r>
+              <w:rPr>
+                <w:rFonts w:ascii="Times New Roman" w:hAnsi="Times New Roman" w:eastAsia="宋体" w:cs="Times New Roman"/>
+                <w:sz w:val="21"/>
+              </w:rPr>
+              <w:t xml:space="preserve">四组实付金额正确（200元：A为200、B为180；400元：A为350、B为360；500元：A为450、B为450；600元：A为550、B为540）；临界金额500元</w:t>
+            </w:r>
+          </w:p>
+        </w:tc>
+        <w:tc>
+          <w:tcPr>
+            <w:tcW w:type="dxa" w:w="700"/>
+          </w:tcPr>
+          <w:p>
+            <w:pPr>
+              <w:spacing w:line="240" w:lineRule="auto"/>
+              <w:ind w:firstLine="0"/>
+              <w:jc w:val="left"/>
+            </w:pPr>
+            <w:r>
+              <w:rPr>
+                <w:rFonts w:ascii="Times New Roman" w:hAnsi="Times New Roman" w:eastAsia="宋体" w:cs="Times New Roman"/>
+                <w:sz w:val="21"/>
+              </w:rPr>
+              <w:t xml:space="preserve">20</w:t>
+            </w:r>
+          </w:p>
+        </w:tc>
+      </w:tr>
+      <w:tr>
+        <w:tc>
+          <w:tcPr>
+            <w:tcW w:type="dxa" w:w="2000"/>
+          </w:tcPr>
+          <w:p>
+            <w:pPr>
+              <w:spacing w:line="240" w:lineRule="auto"/>
+              <w:ind w:firstLine="0"/>
+              <w:jc w:val="left"/>
+            </w:pPr>
+            <w:r>
+              <w:rPr>
+                <w:rFonts w:ascii="Times New Roman" w:hAnsi="Times New Roman" w:eastAsia="宋体" w:cs="Times New Roman"/>
+                <w:sz w:val="21"/>
+              </w:rPr>
+              <w:t xml:space="preserve">3 核对AI结果</w:t>
+            </w:r>
+          </w:p>
+        </w:tc>
+        <w:tc>
+          <w:tcPr>
+            <w:tcW w:type="dxa" w:w="5612"/>
+          </w:tcPr>
+          <w:p>
+            <w:pPr>
+              <w:spacing w:line="240" w:lineRule="auto"/>
+              <w:ind w:firstLine="0"/>
+              <w:jc w:val="left"/>
+            </w:pPr>
+            <w:r>
+              <w:rPr>
+                <w:rFonts w:ascii="Times New Roman" w:hAnsi="Times New Roman" w:eastAsia="宋体" w:cs="Times New Roman"/>
+                <w:sz w:val="21"/>
+              </w:rPr>
+              <w:t xml:space="preserve">指出结论错误（400元时方案A更省钱，实付350元＜360元），并给出正确结论</w:t>
+            </w:r>
+          </w:p>
+        </w:tc>
+        <w:tc>
+          <w:tcPr>
+            <w:tcW w:type="dxa" w:w="700"/>
+          </w:tcPr>
+          <w:p>
+            <w:pPr>
+              <w:spacing w:line="240" w:lineRule="auto"/>
+              <w:ind w:firstLine="0"/>
+              <w:jc w:val="left"/>
+            </w:pPr>
+            <w:r>
+              <w:rPr>
+                <w:rFonts w:ascii="Times New Roman" w:hAnsi="Times New Roman" w:eastAsia="宋体" w:cs="Times New Roman"/>
+                <w:sz w:val="21"/>
+              </w:rPr>
+              <w:t xml:space="preserve">25</w:t>
+            </w:r>
+          </w:p>
+        </w:tc>
+      </w:tr>
+      <w:tr>
+        <w:tc>
+          <w:tcPr>
+            <w:tcW w:type="dxa" w:w="2000"/>
+          </w:tcPr>
+          <w:p>
+            <w:pPr>
+              <w:spacing w:line="240" w:lineRule="auto"/>
+              <w:ind w:firstLine="0"/>
+              <w:jc w:val="left"/>
+            </w:pPr>
+            <w:r>
+              <w:rPr>
+                <w:rFonts w:ascii="Times New Roman" w:hAnsi="Times New Roman" w:eastAsia="宋体" w:cs="Times New Roman"/>
+                <w:sz w:val="21"/>
+              </w:rPr>
+              <w:t xml:space="preserve">4 决策流程</w:t>
+            </w:r>
+          </w:p>
+        </w:tc>
+        <w:tc>
+          <w:tcPr>
+            <w:tcW w:type="dxa" w:w="5612"/>
+          </w:tcPr>
+          <w:p>
+            <w:pPr>
+              <w:spacing w:line="240" w:lineRule="auto"/>
+              <w:ind w:firstLine="0"/>
+              <w:jc w:val="left"/>
+            </w:pPr>
+            <w:r>
+              <w:rPr>
+                <w:rFonts w:ascii="Times New Roman" w:hAnsi="Times New Roman" w:eastAsia="宋体" w:cs="Times New Roman"/>
+                <w:sz w:val="21"/>
+              </w:rPr>
+              <w:t xml:space="preserve">流程图或文字框图清楚；规则为：原价低于300元选方案B，300元至500元（不含500元）选方案A，500元时两者相同，高于500元选方案B</w:t>
+            </w:r>
+          </w:p>
+        </w:tc>
+        <w:tc>
+          <w:tcPr>
+            <w:tcW w:type="dxa" w:w="700"/>
+          </w:tcPr>
+          <w:p>
+            <w:pPr>
+              <w:spacing w:line="240" w:lineRule="auto"/>
+              <w:ind w:firstLine="0"/>
+              <w:jc w:val="left"/>
+            </w:pPr>
+            <w:r>
+              <w:rPr>
+                <w:rFonts w:ascii="Times New Roman" w:hAnsi="Times New Roman" w:eastAsia="宋体" w:cs="Times New Roman"/>
+                <w:sz w:val="21"/>
+              </w:rPr>
+              <w:t xml:space="preserve">20</w:t>
+            </w:r>
+          </w:p>
+        </w:tc>
+      </w:tr>
+      <w:tr>
+        <w:tc>
+          <w:tcPr>
+            <w:tcW w:type="dxa" w:w="2000"/>
+          </w:tcPr>
+          <w:p>
+            <w:pPr>
+              <w:spacing w:line="240" w:lineRule="auto"/>
+              <w:ind w:firstLine="0"/>
+              <w:jc w:val="left"/>
+            </w:pPr>
+            <w:r>
+              <w:rPr>
+                <w:rFonts w:ascii="Times New Roman" w:hAnsi="Times New Roman" w:eastAsia="宋体" w:cs="Times New Roman"/>
+                <w:sz w:val="21"/>
+              </w:rPr>
+              <w:t xml:space="preserve">5 反思</w:t>
+            </w:r>
+          </w:p>
+        </w:tc>
+        <w:tc>
+          <w:tcPr>
+            <w:tcW w:type="dxa" w:w="5612"/>
+          </w:tcPr>
+          <w:p>
+            <w:pPr>
+              <w:spacing w:line="240" w:lineRule="auto"/>
+              <w:ind w:firstLine="0"/>
+              <w:jc w:val="left"/>
+            </w:pPr>
+            <w:r>
+              <w:rPr>
+                <w:rFonts w:ascii="Times New Roman" w:hAnsi="Times New Roman" w:eastAsia="宋体" w:cs="Times New Roman"/>
+                <w:sz w:val="21"/>
+              </w:rPr>
+              <w:t xml:space="preserve">不超过300字，区分人工与大模型的判断，说明核对方法</w:t>
+            </w:r>
+          </w:p>
+        </w:tc>
+        <w:tc>
+          <w:tcPr>
+            <w:tcW w:type="dxa" w:w="700"/>
+          </w:tcPr>
+          <w:p>
+            <w:pPr>
+              <w:spacing w:line="240" w:lineRule="auto"/>
+              <w:ind w:firstLine="0"/>
+              <w:jc w:val="left"/>
+            </w:pPr>
+            <w:r>
+              <w:rPr>
+                <w:rFonts w:ascii="Times New Roman" w:hAnsi="Times New Roman" w:eastAsia="宋体" w:cs="Times New Roman"/>
+                <w:sz w:val="21"/>
+              </w:rPr>
+              <w:t xml:space="preserve">15</w:t>
+            </w:r>
+          </w:p>
+        </w:tc>
+      </w:tr>
+      <w:tr>
+        <w:tc>
+          <w:tcPr>
+            <w:tcW w:type="dxa" w:w="2000"/>
+          </w:tcPr>
+          <w:p>
+            <w:pPr>
+              <w:spacing w:line="240" w:lineRule="auto"/>
+              <w:ind w:firstLine="0"/>
+              <w:jc w:val="left"/>
+            </w:pPr>
+            <w:r>
+              <w:rPr>
+                <w:rFonts w:ascii="Times New Roman" w:hAnsi="Times New Roman" w:eastAsia="宋体" w:cs="Times New Roman"/>
+                <w:sz w:val="21"/>
+              </w:rPr>
+              <w:t xml:space="preserve">合计</w:t>
+            </w:r>
+          </w:p>
+        </w:tc>
+        <w:tc>
+          <w:tcPr>
+            <w:tcW w:type="dxa" w:w="5612"/>
+          </w:tcPr>
+          <w:p>
+            <w:pPr>
+              <w:spacing w:line="240" w:lineRule="auto"/>
+              <w:ind w:firstLine="0"/>
+              <w:jc w:val="left"/>
+            </w:pPr>
+            <w:r>
+              <w:rPr>
+                <w:rFonts w:ascii="Times New Roman" w:hAnsi="Times New Roman" w:eastAsia="宋体" w:cs="Times New Roman"/>
+                <w:sz w:val="21"/>
+              </w:rPr>
+              <w:t xml:space="preserve"/>
+            </w:r>
+          </w:p>
+        </w:tc>
+        <w:tc>
+          <w:tcPr>
+            <w:tcW w:type="dxa" w:w="700"/>
+          </w:tcPr>
+          <w:p>
+            <w:pPr>
+              <w:spacing w:line="240" w:lineRule="auto"/>
+              <w:ind w:firstLine="0"/>
+              <w:jc w:val="left"/>
+            </w:pPr>
+            <w:r>
+              <w:rPr>
+                <w:rFonts w:ascii="Times New Roman" w:hAnsi="Times New Roman" w:eastAsia="宋体" w:cs="Times New Roman"/>
+                <w:sz w:val="21"/>
+              </w:rPr>
+              <w:t xml:space="preserve">100</w:t>
+            </w:r>
+          </w:p>
+        </w:tc>
+      </w:tr>
+    </w:tbl>
+    <w:p>
+      <w:pPr>
+        <w:ind w:firstLine="0"/>
+      </w:pPr>
     </w:p>
     <w:sectPr>
       <w:footerReference w:type="default" r:id="rId9"/>

--- a/AI大模型在财务场景的应用/项目3_范例_v6.docx
+++ b/AI大模型在财务场景的应用/项目3_范例_v6.docx
@@ -2074,7 +2074,7 @@
                 <w:b w:val="0"/>
                 <w:sz w:val="24"/>
               </w:rPr>
-              <w:t xml:space="preserve">星空读书会想买一台摄影设备（现金价6000元）用于社团活动。商家提出分12期付款，每期550元。有同学只算了“每月才550元”，觉得很划算；小何请大家算一算总额，结果是6600元，比现金价多付600元。大家这才意识到，分期的代价需要用总额来衡量。</w:t>
+              <w:t xml:space="preserve">星空读书会想买一台摄影设备（现金价6000元）用于社团活动。商家提出分12期付款，每期550元。有同学只算了“每月才550元”，觉得很划算；小何请大家算一算总额，结果是6600元，比现金价多付600元。大家这才意识到，分期的代价需要用总额来衡量。 后来，同学们把“看总额”的做法写成了一条习惯：任何分期或借款，都先算出总付款额，再与现金价比较，最后才看月供。</w:t>
             </w:r>
           </w:p>
           <w:p>
@@ -2104,7 +2104,7 @@
                 <w:b w:val="0"/>
                 <w:sz w:val="24"/>
               </w:rPr>
-              <w:t xml:space="preserve">青禾文具购买打印机，若分期付款，现金价为24000元，分12期每期2100元。财务助理小周算出分期总额为25200元，比现金价多付1200元，并把这一数字写进了采购说明中，陈静据此决定改为一次性付款。</w:t>
+              <w:t xml:space="preserve">青禾文具购买打印机，若分期付款，现金价为24000元，分12期每期2100元。财务助理小周算出分期总额为25200元，比现金价多付1200元，并把这一数字写进了采购说明中，陈静据此决定改为一次性付款。 陈静在审批时要求，凡是分期方案，都必须附上总额和多付金额的计算表，并由经办人签字确认。</w:t>
             </w:r>
           </w:p>
           <w:p>
@@ -2194,7 +2194,7 @@
                 <w:b w:val="0"/>
                 <w:sz w:val="24"/>
               </w:rPr>
-              <w:t xml:space="preserve">“每月只要几十元”的说法，为什么容易让人忽略总成本？你在生活中是否遇到过类似的情况？</w:t>
+              <w:t xml:space="preserve">“每月只要几十元”的说法，为什么容易让人忽略总成本？你在生活中是否遇到过类似的情况？ 为什么“每月只要几十元”的宣传容易让人忽略总成本？你能举出一个生活中的例子吗？</w:t>
             </w:r>
           </w:p>
           <w:p>
@@ -4545,7 +4545,7 @@
                 <w:b w:val="0"/>
                 <w:sz w:val="24"/>
               </w:rPr>
-              <w:t xml:space="preserve">社团买纸杯和彩带时，商家宣传“满200减30”，同学们都觉得很划算，没有比较另一家店打8折的方案。小何提醒大家计算两种方案的实际付款额，结果发现打折方案更省钱。大家在总结中写道：“以后要先算实际付多少。”</w:t>
+              <w:t xml:space="preserve">社团买纸杯和彩带时，商家宣传“满200减30”，同学们都觉得很划算，没有比较另一家店打8折的方案。小何提醒大家计算两种方案的实际付款额，结果发现打折方案更省钱。大家在总结中写道：“以后要先算实际付多少。” 另外，大家还注意到，满减通常有门槛，只有达到门槛才能减免。如果购买的数量刚好差一点达到门槛，就可能多付钱。</w:t>
             </w:r>
           </w:p>
           <w:p>
@@ -4575,7 +4575,7 @@
                 <w:b w:val="0"/>
                 <w:sz w:val="24"/>
               </w:rPr>
-              <w:t xml:space="preserve">青禾文具采购办公用品时，满减方案看起来优惠，但实际付款额比打折方案高，财务助理小周算出了两者的差额。她在采购说明中同时列出了两种方案的付款额，供陈静决策。</w:t>
+              <w:t xml:space="preserve">青禾文具采购办公用品时，满减方案看起来优惠，但实际付款额比打折方案高，财务助理小周算出了两者的差额。她在采购说明中同时列出了两种方案的付款额，供陈静决策。 小周的采购说明中写明了两种方案的适用条件，陈静据此决定采用打折方案，并在备注中注明了选择理由。</w:t>
             </w:r>
           </w:p>
           <w:p>
@@ -4665,7 +4665,7 @@
                 <w:b w:val="0"/>
                 <w:sz w:val="24"/>
               </w:rPr>
-              <w:t xml:space="preserve">促销的宣传语为什么容易影响判断？做采购决定时，应当比较哪些数字？</w:t>
+              <w:t xml:space="preserve">促销的宣传语为什么容易影响判断？做采购决定时，应当比较哪些数字？ 除了满减和打折，还有哪些常见的优惠形式需要计算实际付款额？</w:t>
             </w:r>
           </w:p>
           <w:p>
@@ -6389,7 +6389,7 @@
                 <w:b w:val="0"/>
                 <w:sz w:val="24"/>
               </w:rPr>
-              <w:t xml:space="preserve">社团需要选择一家供应商，同学把两家的报价交给AI比较，直接采用了它的结论，没有核对算式。后来才发现，AI漏掉了其中一家的运费，选择的供应商实际上更贵。负责人在总结中写道：“我把判断交给了工具，却没有为结果负责。”</w:t>
+              <w:t xml:space="preserve">社团需要选择一家供应商，同学把两家的报价交给AI比较，直接采用了它的结论，没有核对算式。后来才发现，AI漏掉了其中一家的运费，选择的供应商实际上更贵。负责人在总结中写道：“我把判断交给了工具，却没有为结果负责。” 负责人在总结中还写道：“AI帮我省了时间，但没有替我承担责任。以后我会要求它列出算式，再由我复算。”</w:t>
             </w:r>
           </w:p>
           <w:p>
@@ -6419,7 +6419,7 @@
                 <w:b w:val="0"/>
                 <w:sz w:val="24"/>
               </w:rPr>
-              <w:t xml:space="preserve">某财务人员在提交采购方案时，直接使用了大模型的比较结论，没有核对算式。方案通过后，单位才发现实际付款额比预期高出不少，造成了不必要的损失。该员工认真检讨后，把三步检查写入了部门的报告规范。（本案例为虚构。）</w:t>
+              <w:t xml:space="preserve">某财务人员在提交采购方案时，直接使用了大模型的比较结论，没有核对算式。方案通过后，单位才发现实际付款额比预期高出不少，造成了不必要的损失。该员工认真检讨后，把三步检查写入了部门的报告规范。（本案例为虚构。） 这一事件之后，该部门把“算式必须可以复算”写进了采购审批规则，任何没有算式的比较结论，都不予受理。</w:t>
             </w:r>
           </w:p>
           <w:p>
@@ -6509,7 +6509,7 @@
                 <w:b w:val="0"/>
                 <w:sz w:val="24"/>
               </w:rPr>
-              <w:t xml:space="preserve">如果AI的比较结论有误，你会用什么方法发现？为什么说“决策的责任在人”？</w:t>
+              <w:t xml:space="preserve">如果AI的比较结论有误，你会用什么方法发现？为什么说“决策的责任在人”？ 如果你的上级要求你尽快给出结论，而你又无法在短时间内核对全部算式，你会怎么办？</w:t>
             </w:r>
           </w:p>
           <w:p>

--- a/AI大模型在财务场景的应用/项目3_范例_v6.docx
+++ b/AI大模型在财务场景的应用/项目3_范例_v6.docx
@@ -4997,7 +4997,7 @@
           <w:color w:val="000000"/>
           <w:sz w:val="24"/>
         </w:rPr>
-        <w:t>孙悦也用大模型比较办公用品的两种优惠。大模型给出的结论是：“满1500减200更划算，因为减的金额更多。”陈静要求他先不要采用这个结论，而是把每一步的算式列出来，逐个核对。</w:t>
+        <w:t>孙悦也用大模型比较办公用品的两种优惠。大模型给出的结论是：“满1500减200更划算，因为减的金额更多。”陈静要求她先不要采用这个结论，而是把每一步的算式列出来，逐个核对。</w:t>
       </w:r>
     </w:p>
     <w:p>

--- a/AI大模型在财务场景的应用/项目3_范例_v6.docx
+++ b/AI大模型在财务场景的应用/项目3_范例_v6.docx
@@ -2194,7 +2194,7 @@
                 <w:b w:val="0"/>
                 <w:sz w:val="24"/>
               </w:rPr>
-              <w:t xml:space="preserve">“每月只要几十元”的说法，为什么容易让人忽略总成本？你在生活中是否遇到过类似的情况？ 为什么“每月只要几十元”的宣传容易让人忽略总成本？你能举出一个生活中的例子吗？</w:t>
+              <w:t>“每月只要几十元”的说法，为什么容易让人忽略总成本？你在生活中是否遇到过类似的情况？ 为什么“每月只要几十元”的宣传容易让人忽略总成本？你能举出一个生活中的例子吗？ 讨论时还可以追问：如果这一结论要交给另一位同学复核，他需要看到哪些依据？请把这些依据逐条写出来，并判断哪一条最能说服对方。</w:t>
             </w:r>
           </w:p>
           <w:p>
@@ -2254,7 +2254,7 @@
                 <w:b w:val="0"/>
                 <w:sz w:val="24"/>
               </w:rPr>
-              <w:t xml:space="preserve">我承诺：凡是涉及分期或借款的决定，先算总额，再比较现金价，并要求AI列出算式，由自己复算一遍后再作决定。</w:t>
+              <w:t>我承诺：凡是涉及分期或借款的决定，先算总额，再比较现金价，并要求AI列出算式，由自己复算一遍后再作决定。 本周内，请把这次比较的依据和结论整理成一页说明，附在作业或台账中，供他人检查。我承诺：凡使用AI得出的结论，都先核对依据，再决定是否采用。</w:t>
             </w:r>
           </w:p>
           <w:p>
@@ -4665,7 +4665,7 @@
                 <w:b w:val="0"/>
                 <w:sz w:val="24"/>
               </w:rPr>
-              <w:t xml:space="preserve">促销的宣传语为什么容易影响判断？做采购决定时，应当比较哪些数字？ 除了满减和打折，还有哪些常见的优惠形式需要计算实际付款额？</w:t>
+              <w:t>促销的宣传语为什么容易影响判断？做采购决定时，应当比较哪些数字？ 除了满减和打折，还有哪些常见的优惠形式需要计算实际付款额？ 讨论时还可以追问：如果这一结论要交给另一位同学复核，他需要看到哪些依据？请把这些依据逐条写出来，并判断哪一条最能说服对方。</w:t>
             </w:r>
           </w:p>
           <w:p>
@@ -4725,7 +4725,7 @@
                 <w:b w:val="0"/>
                 <w:sz w:val="24"/>
               </w:rPr>
-              <w:t xml:space="preserve">我承诺：比较优惠方案时，先写出实际付款额和适用条件，再让AI辅助比较，并由自己核对每一个优惠条件是否成立。</w:t>
+              <w:t>我承诺：比较优惠方案时，先写出实际付款额和适用条件，再让AI辅助比较，并由自己核对每一个优惠条件是否成立。 本周内，请把这次比较的依据和结论整理成一页说明，附在作业或台账中，供他人检查。我承诺：凡使用AI得出的结论，都先核对依据，再决定是否采用。</w:t>
             </w:r>
           </w:p>
           <w:p>
@@ -6509,7 +6509,7 @@
                 <w:b w:val="0"/>
                 <w:sz w:val="24"/>
               </w:rPr>
-              <w:t xml:space="preserve">如果AI的比较结论有误，你会用什么方法发现？为什么说“决策的责任在人”？ 如果你的上级要求你尽快给出结论，而你又无法在短时间内核对全部算式，你会怎么办？</w:t>
+              <w:t>如果AI的比较结论有误，你会用什么方法发现？为什么说“决策的责任在人”？ 如果你的上级要求你尽快给出结论，而你又无法在短时间内核对全部算式，你会怎么办？ 讨论时还可以追问：如果这一结论要交给另一位同学复核，他需要看到哪些依据？请把这些依据逐条写出来，并判断哪一条最能说服对方。</w:t>
             </w:r>
           </w:p>
           <w:p>
@@ -6569,7 +6569,7 @@
                 <w:b w:val="0"/>
                 <w:sz w:val="24"/>
               </w:rPr>
-              <w:t xml:space="preserve">我承诺：使用AI比较方案时，要求它列出全部费用项目和算式，由自己复算关键数字；在没有核对之前，不把AI的结论作为最终决策依据。</w:t>
+              <w:t>我承诺：使用AI比较方案时，要求它列出全部费用项目和算式，由自己复算关键数字；在没有核对之前，不把AI的结论作为最终决策依据。 本周内，请把这次比较的依据和结论整理成一页说明，附在作业或台账中，供他人检查。我承诺：凡使用AI得出的结论，都先核对依据，再决定是否采用。</w:t>
             </w:r>
           </w:p>
           <w:p>

--- a/AI大模型在财务场景的应用/项目3_范例_v6.docx
+++ b/AI大模型在财务场景的应用/项目3_范例_v6.docx
@@ -2194,7 +2194,7 @@
                 <w:b w:val="0"/>
                 <w:sz w:val="24"/>
               </w:rPr>
-              <w:t>“每月只要几十元”的说法，为什么容易让人忽略总成本？你在生活中是否遇到过类似的情况？ 为什么“每月只要几十元”的宣传容易让人忽略总成本？你能举出一个生活中的例子吗？ 讨论时还可以追问：如果这一结论要交给另一位同学复核，他需要看到哪些依据？请把这些依据逐条写出来，并判断哪一条最能说服对方。</w:t>
+              <w:t>“每月只要几十元”的说法，为什么容易让人忽略总成本？你在生活中是否遇到过类似的情况？ 请计算一件你想买的物品在分期方案下的总成本，并与现金价比较，写出多付的金额。</w:t>
             </w:r>
           </w:p>
           <w:p>
@@ -2254,7 +2254,7 @@
                 <w:b w:val="0"/>
                 <w:sz w:val="24"/>
               </w:rPr>
-              <w:t>我承诺：凡是涉及分期或借款的决定，先算总额，再比较现金价，并要求AI列出算式，由自己复算一遍后再作决定。 本周内，请把这次比较的依据和结论整理成一页说明，附在作业或台账中，供他人检查。我承诺：凡使用AI得出的结论，都先核对依据，再决定是否采用。</w:t>
+              <w:t>我承诺：凡是涉及分期或借款的决定，先算总额，再比较现金价，并要求AI列出算式，由自己复算一遍后再作决定。 下次遇到分期或借款，请先把总额、期数和每期金额写在同一张纸上，再决定是否采用。</w:t>
             </w:r>
           </w:p>
           <w:p>
@@ -4665,7 +4665,7 @@
                 <w:b w:val="0"/>
                 <w:sz w:val="24"/>
               </w:rPr>
-              <w:t>促销的宣传语为什么容易影响判断？做采购决定时，应当比较哪些数字？ 除了满减和打折，还有哪些常见的优惠形式需要计算实际付款额？ 讨论时还可以追问：如果这一结论要交给另一位同学复核，他需要看到哪些依据？请把这些依据逐条写出来，并判断哪一条最能说服对方。</w:t>
+              <w:t>促销的宣传语为什么容易影响判断？做采购决定时，应当比较哪些数字？ 除了满减和打折，还有哪些常见的优惠形式需要计算实际付款额？ 请比较一次校园购物中的满减与折扣，分别写出实际付款额，并说明哪一项条件可能让你的计算失效。</w:t>
             </w:r>
           </w:p>
           <w:p>
@@ -4725,7 +4725,7 @@
                 <w:b w:val="0"/>
                 <w:sz w:val="24"/>
               </w:rPr>
-              <w:t>我承诺：比较优惠方案时，先写出实际付款额和适用条件，再让AI辅助比较，并由自己核对每一个优惠条件是否成立。 本周内，请把这次比较的依据和结论整理成一页说明，附在作业或台账中，供他人检查。我承诺：凡使用AI得出的结论，都先核对依据，再决定是否采用。</w:t>
+              <w:t>我承诺：比较优惠方案时，先写出实际付款额和适用条件，再让AI辅助比较，并由自己核对每一个优惠条件是否成立。 下次比较优惠时，先把优惠门槛、叠加规则和有效期写在算式旁边，逐条核对后再下结论。</w:t>
             </w:r>
           </w:p>
           <w:p>
@@ -6509,7 +6509,7 @@
                 <w:b w:val="0"/>
                 <w:sz w:val="24"/>
               </w:rPr>
-              <w:t>如果AI的比较结论有误，你会用什么方法发现？为什么说“决策的责任在人”？ 如果你的上级要求你尽快给出结论，而你又无法在短时间内核对全部算式，你会怎么办？ 讨论时还可以追问：如果这一结论要交给另一位同学复核，他需要看到哪些依据？请把这些依据逐条写出来，并判断哪一条最能说服对方。</w:t>
+              <w:t>如果AI的比较结论有误，你会用什么方法发现？为什么说“决策的责任在人”？ 如果你的上级要求你尽快给出结论，而你又无法在短时间内核对全部算式，你会怎么办？ 请用一次AI比较方案的输出，找出一处没有列明的费用项目，讨论这种遗漏会如何改变决策。</w:t>
             </w:r>
           </w:p>
           <w:p>
@@ -6569,7 +6569,7 @@
                 <w:b w:val="0"/>
                 <w:sz w:val="24"/>
               </w:rPr>
-              <w:t>我承诺：使用AI比较方案时，要求它列出全部费用项目和算式，由自己复算关键数字；在没有核对之前，不把AI的结论作为最终决策依据。 本周内，请把这次比较的依据和结论整理成一页说明，附在作业或台账中，供他人检查。我承诺：凡使用AI得出的结论，都先核对依据，再决定是否采用。</w:t>
+              <w:t>我承诺：使用AI比较方案时，要求它列出全部费用项目和算式，由自己复算关键数字；在没有核对之前，不把AI的结论作为最终决策依据。 下次使用AI比较方案前，先自己列出一份费用清单，再与AI的清单对照，差异处逐一解释。</w:t>
             </w:r>
           </w:p>
           <w:p>
